--- a/BTech/ID_1104_CD_filled.docx
+++ b/BTech/ID_1104_CD_filled.docx
@@ -53,12 +53,12 @@
         <w:tblW w:w="9810" w:type="dxa"/>
         <w:tblInd w:w="0" w:type="dxa"/>
         <w:tblBorders>
-          <w:top w:val="nil"/>
-          <w:left w:val="nil"/>
-          <w:bottom w:val="nil"/>
-          <w:right w:val="nil"/>
-          <w:insideH w:val="nil"/>
-          <w:insideV w:val="nil"/>
+          <w:top w:val="single" w:sz="4" w:space="0" w:color="auto"/>
+          <w:left w:val="single" w:sz="4" w:space="0" w:color="auto"/>
+          <w:bottom w:val="single" w:sz="4" w:space="0" w:color="auto"/>
+          <w:right w:val="single" w:sz="4" w:space="0" w:color="auto"/>
+          <w:insideH w:val="single" w:sz="4" w:space="0" w:color="auto"/>
+          <w:insideV w:val="single" w:sz="4" w:space="0" w:color="auto"/>
         </w:tblBorders>
         <w:tblLayout w:type="fixed"/>
         <w:tblLook w:val="0600" w:firstRow="0" w:lastRow="0" w:firstColumn="0" w:lastColumn="0" w:noHBand="1" w:noVBand="1"/>
@@ -74,12 +74,6 @@
         <w:tc>
           <w:tcPr>
             <w:tcW w:w="3261" w:type="dxa"/>
-            <w:tcBorders>
-              <w:top w:val="nil"/>
-              <w:left w:val="nil"/>
-              <w:bottom w:val="nil"/>
-              <w:right w:val="nil"/>
-            </w:tcBorders>
             <w:tcMar>
               <w:top w:w="0" w:type="dxa"/>
               <w:left w:w="100" w:type="dxa"/>
@@ -114,12 +108,6 @@
         <w:tc>
           <w:tcPr>
             <w:tcW w:w="6549" w:type="dxa"/>
-            <w:tcBorders>
-              <w:top w:val="nil"/>
-              <w:left w:val="nil"/>
-              <w:bottom w:val="nil"/>
-              <w:right w:val="nil"/>
-            </w:tcBorders>
             <w:tcMar>
               <w:top w:w="0" w:type="dxa"/>
               <w:left w:w="100" w:type="dxa"/>
@@ -155,12 +143,6 @@
         <w:tc>
           <w:tcPr>
             <w:tcW w:w="3261" w:type="dxa"/>
-            <w:tcBorders>
-              <w:top w:val="nil"/>
-              <w:left w:val="nil"/>
-              <w:bottom w:val="nil"/>
-              <w:right w:val="nil"/>
-            </w:tcBorders>
             <w:tcMar>
               <w:top w:w="0" w:type="dxa"/>
               <w:left w:w="100" w:type="dxa"/>
@@ -194,12 +176,6 @@
         <w:tc>
           <w:tcPr>
             <w:tcW w:w="6549" w:type="dxa"/>
-            <w:tcBorders>
-              <w:top w:val="nil"/>
-              <w:left w:val="nil"/>
-              <w:bottom w:val="nil"/>
-              <w:right w:val="nil"/>
-            </w:tcBorders>
             <w:tcMar>
               <w:top w:w="0" w:type="dxa"/>
               <w:left w:w="100" w:type="dxa"/>
@@ -244,12 +220,6 @@
         <w:tc>
           <w:tcPr>
             <w:tcW w:w="3261" w:type="dxa"/>
-            <w:tcBorders>
-              <w:top w:val="nil"/>
-              <w:left w:val="nil"/>
-              <w:bottom w:val="nil"/>
-              <w:right w:val="nil"/>
-            </w:tcBorders>
             <w:tcMar>
               <w:top w:w="0" w:type="dxa"/>
               <w:left w:w="100" w:type="dxa"/>
@@ -283,12 +253,6 @@
         <w:tc>
           <w:tcPr>
             <w:tcW w:w="6549" w:type="dxa"/>
-            <w:tcBorders>
-              <w:top w:val="nil"/>
-              <w:left w:val="nil"/>
-              <w:bottom w:val="nil"/>
-              <w:right w:val="nil"/>
-            </w:tcBorders>
             <w:tcMar>
               <w:top w:w="0" w:type="dxa"/>
               <w:left w:w="100" w:type="dxa"/>
@@ -333,12 +297,6 @@
         <w:tc>
           <w:tcPr>
             <w:tcW w:w="3261" w:type="dxa"/>
-            <w:tcBorders>
-              <w:top w:val="nil"/>
-              <w:left w:val="nil"/>
-              <w:bottom w:val="nil"/>
-              <w:right w:val="nil"/>
-            </w:tcBorders>
             <w:tcMar>
               <w:top w:w="0" w:type="dxa"/>
               <w:left w:w="100" w:type="dxa"/>
@@ -372,12 +330,6 @@
         <w:tc>
           <w:tcPr>
             <w:tcW w:w="6549" w:type="dxa"/>
-            <w:tcBorders>
-              <w:top w:val="nil"/>
-              <w:left w:val="nil"/>
-              <w:bottom w:val="nil"/>
-              <w:right w:val="nil"/>
-            </w:tcBorders>
             <w:tcMar>
               <w:top w:w="0" w:type="dxa"/>
               <w:left w:w="100" w:type="dxa"/>
@@ -412,12 +364,6 @@
         <w:tc>
           <w:tcPr>
             <w:tcW w:w="3261" w:type="dxa"/>
-            <w:tcBorders>
-              <w:top w:val="nil"/>
-              <w:left w:val="nil"/>
-              <w:bottom w:val="nil"/>
-              <w:right w:val="nil"/>
-            </w:tcBorders>
             <w:tcMar>
               <w:top w:w="0" w:type="dxa"/>
               <w:left w:w="100" w:type="dxa"/>
@@ -451,12 +397,6 @@
         <w:tc>
           <w:tcPr>
             <w:tcW w:w="6549" w:type="dxa"/>
-            <w:tcBorders>
-              <w:top w:val="nil"/>
-              <w:left w:val="nil"/>
-              <w:bottom w:val="nil"/>
-              <w:right w:val="nil"/>
-            </w:tcBorders>
             <w:tcMar>
               <w:top w:w="0" w:type="dxa"/>
               <w:left w:w="100" w:type="dxa"/>
@@ -487,12 +427,6 @@
         <w:tc>
           <w:tcPr>
             <w:tcW w:w="3261" w:type="dxa"/>
-            <w:tcBorders>
-              <w:top w:val="nil"/>
-              <w:left w:val="nil"/>
-              <w:bottom w:val="nil"/>
-              <w:right w:val="nil"/>
-            </w:tcBorders>
             <w:tcMar>
               <w:top w:w="0" w:type="dxa"/>
               <w:left w:w="100" w:type="dxa"/>
@@ -626,12 +560,6 @@
         <w:tc>
           <w:tcPr>
             <w:tcW w:w="6549" w:type="dxa"/>
-            <w:tcBorders>
-              <w:top w:val="nil"/>
-              <w:left w:val="nil"/>
-              <w:bottom w:val="nil"/>
-              <w:right w:val="nil"/>
-            </w:tcBorders>
             <w:tcMar>
               <w:top w:w="0" w:type="dxa"/>
               <w:left w:w="100" w:type="dxa"/>
@@ -739,12 +667,6 @@
         <w:tc>
           <w:tcPr>
             <w:tcW w:w="3261" w:type="dxa"/>
-            <w:tcBorders>
-              <w:top w:val="nil"/>
-              <w:left w:val="nil"/>
-              <w:bottom w:val="nil"/>
-              <w:right w:val="nil"/>
-            </w:tcBorders>
             <w:tcMar>
               <w:top w:w="0" w:type="dxa"/>
               <w:left w:w="100" w:type="dxa"/>
@@ -768,12 +690,6 @@
         <w:tc>
           <w:tcPr>
             <w:tcW w:w="6549" w:type="dxa"/>
-            <w:tcBorders>
-              <w:top w:val="nil"/>
-              <w:left w:val="nil"/>
-              <w:bottom w:val="nil"/>
-              <w:right w:val="nil"/>
-            </w:tcBorders>
             <w:tcMar>
               <w:top w:w="0" w:type="dxa"/>
               <w:left w:w="100" w:type="dxa"/>
@@ -799,12 +715,6 @@
         <w:tc>
           <w:tcPr>
             <w:tcW w:w="3261" w:type="dxa"/>
-            <w:tcBorders>
-              <w:top w:val="nil"/>
-              <w:left w:val="nil"/>
-              <w:bottom w:val="nil"/>
-              <w:right w:val="nil"/>
-            </w:tcBorders>
             <w:tcMar>
               <w:top w:w="0" w:type="dxa"/>
               <w:left w:w="100" w:type="dxa"/>
@@ -828,12 +738,6 @@
         <w:tc>
           <w:tcPr>
             <w:tcW w:w="6549" w:type="dxa"/>
-            <w:tcBorders>
-              <w:top w:val="nil"/>
-              <w:left w:val="nil"/>
-              <w:bottom w:val="nil"/>
-              <w:right w:val="nil"/>
-            </w:tcBorders>
             <w:tcMar>
               <w:top w:w="0" w:type="dxa"/>
               <w:left w:w="100" w:type="dxa"/>
@@ -1053,13 +957,65 @@
           <w:szCs w:val="22"/>
         </w:rPr>
       </w:pPr>
-      <w:r>
+    </w:p>
+    <w:p>
+      <w:pPr>
         <w:rPr>
           <w:rFonts w:ascii="Tahoma" w:eastAsia="Tahoma" w:hAnsi="Tahoma" w:cs="Tahoma"/>
           <w:b/>
           <w:bCs/>
           <w:sz w:val="22"/>
           <w:szCs w:val="22"/>
+        </w:rPr>
+      </w:pPr>
+    </w:p>
+    <w:p>
+      <w:pPr>
+        <w:rPr>
+          <w:rFonts w:ascii="Tahoma" w:eastAsia="Tahoma" w:hAnsi="Tahoma" w:cs="Tahoma"/>
+          <w:b/>
+          <w:bCs/>
+          <w:sz w:val="22"/>
+          <w:szCs w:val="22"/>
+        </w:rPr>
+      </w:pPr>
+    </w:p>
+    <w:p>
+      <w:pPr>
+        <w:rPr>
+          <w:rFonts w:ascii="Tahoma" w:eastAsia="Tahoma" w:hAnsi="Tahoma" w:cs="Tahoma"/>
+          <w:b/>
+          <w:bCs/>
+          <w:sz w:val="22"/>
+          <w:szCs w:val="22"/>
+        </w:rPr>
+      </w:pPr>
+    </w:p>
+    <w:p>
+      <w:pPr>
+        <w:rPr>
+          <w:rFonts w:ascii="Tahoma" w:eastAsia="Tahoma" w:hAnsi="Tahoma" w:cs="Tahoma"/>
+          <w:b/>
+          <w:bCs/>
+          <w:sz w:val="22"/>
+          <w:szCs w:val="22"/>
+        </w:rPr>
+      </w:pPr>
+    </w:p>
+    <w:p>
+      <w:pPr>
+        <w:jc w:val="center"/>
+        <w:rPr>
+          <w:rFonts w:ascii="Tahoma" w:eastAsia="Tahoma" w:hAnsi="Tahoma" w:cs="Tahoma"/>
+          <w:b/>
+          <w:bCs/>
+        </w:rPr>
+      </w:pPr>
+      <w:r>
+        <w:rPr>
+          <w:rFonts w:ascii="Tahoma" w:eastAsia="Tahoma" w:hAnsi="Tahoma" w:cs="Tahoma"/>
+          <w:b/>
+          <w:bCs/>
         </w:rPr>
         <w:t>Course Description</w:t>
       </w:r>
@@ -1114,7 +1070,6 @@
                 <w:sz w:val="22"/>
                 <w:szCs w:val="22"/>
               </w:rPr>
-              <w:lastRenderedPageBreak/>
               <w:t>Course Name</w:t>
             </w:r>
           </w:p>
@@ -1575,6 +1530,9 @@
         </w:tc>
       </w:tr>
       <w:tr>
+        <w:trPr>
+          <w:trHeight w:val="5652"/>
+        </w:trPr>
         <w:tc>
           <w:tcPr>
             <w:tcW w:w="2689" w:type="dxa"/>
@@ -3891,15 +3849,35 @@
                 <w:szCs w:val="22"/>
                 <w:highlight w:val="white"/>
               </w:rPr>
-              <w:t>, J. V. (2021). Introduction to computation and programming using Python</w:t>
-            </w:r>
+              <w:t xml:space="preserve">, J. V. (2021). Introduction to computation and programming using </w:t>
+            </w:r>
+            <w:proofErr w:type="gramStart"/>
             <w:r>
               <w:rPr>
                 <w:rFonts w:ascii="Tahoma" w:eastAsia="Tahoma" w:hAnsi="Tahoma" w:cs="Tahoma"/>
-                <w:sz w:val="22"/>
-                <w:szCs w:val="22"/>
-              </w:rPr>
-              <w:t>(3rd ed.). MIT Press.</w:t>
+                <w:color w:val="222222"/>
+                <w:sz w:val="22"/>
+                <w:szCs w:val="22"/>
+                <w:highlight w:val="white"/>
+              </w:rPr>
+              <w:t>Python</w:t>
+            </w:r>
+            <w:r>
+              <w:rPr>
+                <w:rFonts w:ascii="Tahoma" w:eastAsia="Tahoma" w:hAnsi="Tahoma" w:cs="Tahoma"/>
+                <w:sz w:val="22"/>
+                <w:szCs w:val="22"/>
+              </w:rPr>
+              <w:t>(</w:t>
+            </w:r>
+            <w:proofErr w:type="gramEnd"/>
+            <w:r>
+              <w:rPr>
+                <w:rFonts w:ascii="Tahoma" w:eastAsia="Tahoma" w:hAnsi="Tahoma" w:cs="Tahoma"/>
+                <w:sz w:val="22"/>
+                <w:szCs w:val="22"/>
+              </w:rPr>
+              <w:t>3rd ed.). MIT Press.</w:t>
             </w:r>
           </w:p>
           <w:p>
@@ -3932,15 +3910,35 @@
                 <w:szCs w:val="22"/>
                 <w:highlight w:val="white"/>
               </w:rPr>
-              <w:t>Lutz, M. (2010). Programming Python</w:t>
-            </w:r>
+              <w:t xml:space="preserve">Lutz, M. (2010). Programming </w:t>
+            </w:r>
+            <w:proofErr w:type="gramStart"/>
             <w:r>
               <w:rPr>
                 <w:rFonts w:ascii="Tahoma" w:eastAsia="Tahoma" w:hAnsi="Tahoma" w:cs="Tahoma"/>
-                <w:sz w:val="22"/>
-                <w:szCs w:val="22"/>
-              </w:rPr>
-              <w:t>(4th ed.). O’Reilly Media.</w:t>
+                <w:color w:val="222222"/>
+                <w:sz w:val="22"/>
+                <w:szCs w:val="22"/>
+                <w:highlight w:val="white"/>
+              </w:rPr>
+              <w:t>Python</w:t>
+            </w:r>
+            <w:r>
+              <w:rPr>
+                <w:rFonts w:ascii="Tahoma" w:eastAsia="Tahoma" w:hAnsi="Tahoma" w:cs="Tahoma"/>
+                <w:sz w:val="22"/>
+                <w:szCs w:val="22"/>
+              </w:rPr>
+              <w:t>(</w:t>
+            </w:r>
+            <w:proofErr w:type="gramEnd"/>
+            <w:r>
+              <w:rPr>
+                <w:rFonts w:ascii="Tahoma" w:eastAsia="Tahoma" w:hAnsi="Tahoma" w:cs="Tahoma"/>
+                <w:sz w:val="22"/>
+                <w:szCs w:val="22"/>
+              </w:rPr>
+              <w:t>4th ed.). O’Reilly Media.</w:t>
             </w:r>
           </w:p>
           <w:p>
@@ -4398,7 +4396,25 @@
                 <w:sz w:val="22"/>
                 <w:szCs w:val="22"/>
               </w:rPr>
-              <w:t>K1.2: Program structure, print() function, comments, indentation, syntax errors, and runtime errors.</w:t>
+              <w:t xml:space="preserve">K1.2: Program structure, </w:t>
+            </w:r>
+            <w:proofErr w:type="gramStart"/>
+            <w:r>
+              <w:rPr>
+                <w:rFonts w:ascii="Tahoma" w:hAnsi="Tahoma" w:cs="Tahoma"/>
+                <w:sz w:val="22"/>
+                <w:szCs w:val="22"/>
+              </w:rPr>
+              <w:t>print(</w:t>
+            </w:r>
+            <w:proofErr w:type="gramEnd"/>
+            <w:r>
+              <w:rPr>
+                <w:rFonts w:ascii="Tahoma" w:hAnsi="Tahoma" w:cs="Tahoma"/>
+                <w:sz w:val="22"/>
+                <w:szCs w:val="22"/>
+              </w:rPr>
+              <w:t>) function, comments, indentation, syntax errors, and runtime errors.</w:t>
             </w:r>
           </w:p>
           <w:p>
@@ -4501,7 +4517,7 @@
                 <w:sz w:val="22"/>
                 <w:szCs w:val="22"/>
               </w:rPr>
-              <w:t>Theory: 5 hrs</w:t>
+              <w:t>5 hrs</w:t>
             </w:r>
           </w:p>
         </w:tc>
@@ -4698,7 +4714,7 @@
                 <w:sz w:val="22"/>
                 <w:szCs w:val="22"/>
               </w:rPr>
-              <w:t>Practical: 8 hrs</w:t>
+              <w:t>8 hrs</w:t>
             </w:r>
           </w:p>
         </w:tc>
@@ -4878,7 +4894,25 @@
                 <w:sz w:val="22"/>
                 <w:szCs w:val="22"/>
               </w:rPr>
-              <w:t>K2.4: Iterative constructs: while, for, nested loops, range(), and sequence traversal.</w:t>
+              <w:t xml:space="preserve">K2.4: Iterative constructs: while, for, nested loops, </w:t>
+            </w:r>
+            <w:proofErr w:type="gramStart"/>
+            <w:r>
+              <w:rPr>
+                <w:rFonts w:ascii="Tahoma" w:hAnsi="Tahoma" w:cs="Tahoma"/>
+                <w:sz w:val="22"/>
+                <w:szCs w:val="22"/>
+              </w:rPr>
+              <w:t>range(</w:t>
+            </w:r>
+            <w:proofErr w:type="gramEnd"/>
+            <w:r>
+              <w:rPr>
+                <w:rFonts w:ascii="Tahoma" w:hAnsi="Tahoma" w:cs="Tahoma"/>
+                <w:sz w:val="22"/>
+                <w:szCs w:val="22"/>
+              </w:rPr>
+              <w:t>), and sequence traversal.</w:t>
             </w:r>
           </w:p>
           <w:p>
@@ -4949,7 +4983,7 @@
                 <w:szCs w:val="22"/>
               </w:rPr>
               <w:lastRenderedPageBreak/>
-              <w:t>Theory: 6 hrs</w:t>
+              <w:t>6 hrs</w:t>
             </w:r>
           </w:p>
         </w:tc>
@@ -5163,7 +5197,7 @@
                 <w:sz w:val="22"/>
                 <w:szCs w:val="22"/>
               </w:rPr>
-              <w:t>Practical: 13 hrs</w:t>
+              <w:t>13 hrs</w:t>
             </w:r>
           </w:p>
         </w:tc>
@@ -5429,7 +5463,7 @@
                 <w:sz w:val="22"/>
                 <w:szCs w:val="22"/>
               </w:rPr>
-              <w:t>Theory: 6 hrs</w:t>
+              <w:t>6 hrs</w:t>
             </w:r>
           </w:p>
         </w:tc>
@@ -5660,7 +5694,7 @@
                 <w:sz w:val="22"/>
                 <w:szCs w:val="22"/>
               </w:rPr>
-              <w:t>Practical: 13 hrs</w:t>
+              <w:t>13 hrs</w:t>
             </w:r>
           </w:p>
         </w:tc>
@@ -5824,7 +5858,25 @@
                 <w:sz w:val="22"/>
                 <w:szCs w:val="22"/>
               </w:rPr>
-              <w:t>K4.3: Lambda expressions and functional-processing tools: map(), filter(), and reduce().</w:t>
+              <w:t xml:space="preserve">K4.3: Lambda expressions and functional-processing tools: </w:t>
+            </w:r>
+            <w:proofErr w:type="gramStart"/>
+            <w:r>
+              <w:rPr>
+                <w:rFonts w:ascii="Tahoma" w:hAnsi="Tahoma" w:cs="Tahoma"/>
+                <w:sz w:val="22"/>
+                <w:szCs w:val="22"/>
+              </w:rPr>
+              <w:t>map(</w:t>
+            </w:r>
+            <w:proofErr w:type="gramEnd"/>
+            <w:r>
+              <w:rPr>
+                <w:rFonts w:ascii="Tahoma" w:hAnsi="Tahoma" w:cs="Tahoma"/>
+                <w:sz w:val="22"/>
+                <w:szCs w:val="22"/>
+              </w:rPr>
+              <w:t>), filter(), and reduce().</w:t>
             </w:r>
           </w:p>
           <w:p>
@@ -5927,7 +5979,7 @@
                 <w:sz w:val="22"/>
                 <w:szCs w:val="22"/>
               </w:rPr>
-              <w:t>Theory: 7 hrs</w:t>
+              <w:t>7 hrs</w:t>
             </w:r>
           </w:p>
         </w:tc>
@@ -6055,7 +6107,25 @@
                 <w:sz w:val="22"/>
                 <w:szCs w:val="22"/>
               </w:rPr>
-              <w:t>A4.3: Process collections using lambda expressions with map(), filter(), and reduce().</w:t>
+              <w:t xml:space="preserve">A4.3: Process collections using lambda expressions with </w:t>
+            </w:r>
+            <w:proofErr w:type="gramStart"/>
+            <w:r>
+              <w:rPr>
+                <w:rFonts w:ascii="Tahoma" w:hAnsi="Tahoma" w:cs="Tahoma"/>
+                <w:sz w:val="22"/>
+                <w:szCs w:val="22"/>
+              </w:rPr>
+              <w:t>map(</w:t>
+            </w:r>
+            <w:proofErr w:type="gramEnd"/>
+            <w:r>
+              <w:rPr>
+                <w:rFonts w:ascii="Tahoma" w:hAnsi="Tahoma" w:cs="Tahoma"/>
+                <w:sz w:val="22"/>
+                <w:szCs w:val="22"/>
+              </w:rPr>
+              <w:t>), filter(), and reduce().</w:t>
             </w:r>
           </w:p>
           <w:p>
@@ -6158,7 +6228,7 @@
                 <w:sz w:val="22"/>
                 <w:szCs w:val="22"/>
               </w:rPr>
-              <w:t>Practical: 14 hrs</w:t>
+              <w:t>14 hrs</w:t>
             </w:r>
           </w:p>
         </w:tc>
@@ -6426,7 +6496,7 @@
                 <w:szCs w:val="22"/>
               </w:rPr>
               <w:lastRenderedPageBreak/>
-              <w:t>Theory: 6 hrs</w:t>
+              <w:t>6 hrs</w:t>
             </w:r>
           </w:p>
         </w:tc>
@@ -6657,7 +6727,7 @@
                 <w:sz w:val="22"/>
                 <w:szCs w:val="22"/>
               </w:rPr>
-              <w:t>Practical: 12 hrs</w:t>
+              <w:t>12 hrs</w:t>
             </w:r>
           </w:p>
         </w:tc>
@@ -6688,8 +6758,6 @@
           <w:rFonts w:ascii="Tahoma" w:eastAsia="Tahoma" w:hAnsi="Tahoma" w:cs="Tahoma"/>
           <w:b/>
           <w:bCs/>
-          <w:sz w:val="22"/>
-          <w:szCs w:val="22"/>
         </w:rPr>
       </w:pPr>
     </w:p>
@@ -6701,8 +6769,6 @@
           <w:rFonts w:ascii="Tahoma" w:eastAsia="Tahoma" w:hAnsi="Tahoma" w:cs="Tahoma"/>
           <w:b/>
           <w:bCs/>
-          <w:sz w:val="22"/>
-          <w:szCs w:val="22"/>
         </w:rPr>
       </w:pPr>
       <w:r>
@@ -6710,8 +6776,6 @@
           <w:rFonts w:ascii="Tahoma" w:eastAsia="Tahoma" w:hAnsi="Tahoma" w:cs="Tahoma"/>
           <w:b/>
           <w:bCs/>
-          <w:sz w:val="22"/>
-          <w:szCs w:val="22"/>
         </w:rPr>
         <w:t>Examples of Practical Exercises</w:t>
       </w:r>
@@ -8183,7 +8247,25 @@
           <w:sz w:val="22"/>
           <w:szCs w:val="22"/>
         </w:rPr>
-        <w:t>As this response is AI generated, , it may contain some inaccuracies or the information may sometime be obsolete or incomplete. You are advised to carefully verify the specific details from authentic sources.</w:t>
+        <w:t>As this response is AI generated</w:t>
+      </w:r>
+      <w:proofErr w:type="gramStart"/>
+      <w:r>
+        <w:rPr>
+          <w:rFonts w:ascii="Tahoma" w:hAnsi="Tahoma" w:cs="Tahoma"/>
+          <w:sz w:val="22"/>
+          <w:szCs w:val="22"/>
+        </w:rPr>
+        <w:t>, ,</w:t>
+      </w:r>
+      <w:proofErr w:type="gramEnd"/>
+      <w:r>
+        <w:rPr>
+          <w:rFonts w:ascii="Tahoma" w:hAnsi="Tahoma" w:cs="Tahoma"/>
+          <w:sz w:val="22"/>
+          <w:szCs w:val="22"/>
+        </w:rPr>
+        <w:t xml:space="preserve"> it may contain some inaccuracies or the information may sometime be obsolete or incomplete. You are advised to carefully verify the specific details from authentic sources.</w:t>
       </w:r>
     </w:p>
     <w:p>
@@ -8227,23 +8309,23 @@
         <w:jc w:val="center"/>
         <w:rPr>
           <w:rFonts w:ascii="Tahoma" w:hAnsi="Tahoma" w:cs="Tahoma"/>
-          <w:sz w:val="22"/>
-          <w:szCs w:val="22"/>
-        </w:rPr>
-      </w:pPr>
-      <w:r>
-        <w:rPr>
-          <w:rFonts w:ascii="Tahoma" w:hAnsi="Tahoma" w:cs="Tahoma"/>
-          <w:sz w:val="22"/>
-          <w:szCs w:val="22"/>
+          <w:sz w:val="24"/>
+          <w:szCs w:val="24"/>
+        </w:rPr>
+      </w:pPr>
+      <w:r>
+        <w:rPr>
+          <w:rFonts w:ascii="Tahoma" w:hAnsi="Tahoma" w:cs="Tahoma"/>
+          <w:sz w:val="24"/>
+          <w:szCs w:val="24"/>
         </w:rPr>
         <w:t>Example of Problem Solving T</w:t>
       </w:r>
       <w:r>
         <w:rPr>
           <w:rFonts w:ascii="Tahoma" w:hAnsi="Tahoma" w:cs="Tahoma"/>
-          <w:sz w:val="22"/>
-          <w:szCs w:val="22"/>
+          <w:sz w:val="24"/>
+          <w:szCs w:val="24"/>
         </w:rPr>
         <w:t>asks</w:t>
       </w:r>
@@ -9217,23 +9299,23 @@
         <w:jc w:val="center"/>
         <w:rPr>
           <w:rFonts w:ascii="Tahoma" w:hAnsi="Tahoma" w:cs="Tahoma"/>
-          <w:sz w:val="22"/>
-          <w:szCs w:val="22"/>
-        </w:rPr>
-      </w:pPr>
-      <w:r>
-        <w:rPr>
-          <w:rFonts w:ascii="Tahoma" w:hAnsi="Tahoma" w:cs="Tahoma"/>
-          <w:sz w:val="22"/>
-          <w:szCs w:val="22"/>
+          <w:sz w:val="24"/>
+          <w:szCs w:val="24"/>
+        </w:rPr>
+      </w:pPr>
+      <w:r>
+        <w:rPr>
+          <w:rFonts w:ascii="Tahoma" w:hAnsi="Tahoma" w:cs="Tahoma"/>
+          <w:sz w:val="24"/>
+          <w:szCs w:val="24"/>
         </w:rPr>
         <w:t xml:space="preserve">Examples of </w:t>
       </w:r>
       <w:r>
         <w:rPr>
           <w:rFonts w:ascii="Tahoma" w:hAnsi="Tahoma" w:cs="Tahoma"/>
-          <w:sz w:val="22"/>
-          <w:szCs w:val="22"/>
+          <w:sz w:val="24"/>
+          <w:szCs w:val="24"/>
         </w:rPr>
         <w:t>Problem-Solving Questions</w:t>
       </w:r>
@@ -9294,6 +9376,7 @@
         <w:t xml:space="preserve">age = </w:t>
       </w:r>
       <w:proofErr w:type="spellStart"/>
+      <w:proofErr w:type="gramStart"/>
       <w:r>
         <w:rPr>
           <w:rStyle w:val="HTMLCode"/>
@@ -9311,7 +9394,17 @@
           <w:sz w:val="22"/>
           <w:szCs w:val="22"/>
         </w:rPr>
-        <w:t>(input("Enter age: "))</w:t>
+        <w:t>(</w:t>
+      </w:r>
+      <w:proofErr w:type="gramEnd"/>
+      <w:r>
+        <w:rPr>
+          <w:rStyle w:val="HTMLCode"/>
+          <w:rFonts w:ascii="Tahoma" w:hAnsi="Tahoma" w:cs="Tahoma"/>
+          <w:sz w:val="22"/>
+          <w:szCs w:val="22"/>
+        </w:rPr>
+        <w:t>input("Enter age: "))</w:t>
       </w:r>
     </w:p>
     <w:p>
@@ -9324,6 +9417,7 @@
           <w:szCs w:val="22"/>
         </w:rPr>
       </w:pPr>
+      <w:proofErr w:type="gramStart"/>
       <w:r>
         <w:rPr>
           <w:rStyle w:val="HTMLCode"/>
@@ -9331,7 +9425,17 @@
           <w:sz w:val="22"/>
           <w:szCs w:val="22"/>
         </w:rPr>
-        <w:t>print("Eligible age:", age)</w:t>
+        <w:t>print(</w:t>
+      </w:r>
+      <w:proofErr w:type="gramEnd"/>
+      <w:r>
+        <w:rPr>
+          <w:rStyle w:val="HTMLCode"/>
+          <w:rFonts w:ascii="Tahoma" w:hAnsi="Tahoma" w:cs="Tahoma"/>
+          <w:sz w:val="22"/>
+          <w:szCs w:val="22"/>
+        </w:rPr>
+        <w:t>"Eligible age:", age)</w:t>
       </w:r>
     </w:p>
     <w:p>
@@ -9551,6 +9655,7 @@
           <w:sz w:val="22"/>
           <w:szCs w:val="22"/>
         </w:rPr>
+        <w:lastRenderedPageBreak/>
         <w:t>a frequently updated list of tasks; and</w:t>
       </w:r>
     </w:p>
@@ -9573,7 +9678,6 @@
           <w:sz w:val="22"/>
           <w:szCs w:val="22"/>
         </w:rPr>
-        <w:lastRenderedPageBreak/>
         <w:t>student records searchable by enrolment number.</w:t>
       </w:r>
     </w:p>
@@ -9941,7 +10045,27 @@
           <w:sz w:val="22"/>
           <w:szCs w:val="22"/>
         </w:rPr>
-        <w:t xml:space="preserve">    return n * factorial(n - 1)</w:t>
+        <w:t xml:space="preserve">    return n * </w:t>
+      </w:r>
+      <w:proofErr w:type="gramStart"/>
+      <w:r>
+        <w:rPr>
+          <w:rStyle w:val="HTMLCode"/>
+          <w:rFonts w:ascii="Tahoma" w:hAnsi="Tahoma" w:cs="Tahoma"/>
+          <w:sz w:val="22"/>
+          <w:szCs w:val="22"/>
+        </w:rPr>
+        <w:t>factorial(</w:t>
+      </w:r>
+      <w:proofErr w:type="gramEnd"/>
+      <w:r>
+        <w:rPr>
+          <w:rStyle w:val="HTMLCode"/>
+          <w:rFonts w:ascii="Tahoma" w:hAnsi="Tahoma" w:cs="Tahoma"/>
+          <w:sz w:val="22"/>
+          <w:szCs w:val="22"/>
+        </w:rPr>
+        <w:t>n - 1)</w:t>
       </w:r>
     </w:p>
     <w:p>
@@ -10009,6 +10133,7 @@
         </w:rPr>
         <w:t xml:space="preserve">Trace the corrected function for </w:t>
       </w:r>
+      <w:proofErr w:type="gramStart"/>
       <w:r>
         <w:rPr>
           <w:rStyle w:val="HTMLCode"/>
@@ -10016,7 +10141,17 @@
           <w:sz w:val="22"/>
           <w:szCs w:val="22"/>
         </w:rPr>
-        <w:t>factorial(4)</w:t>
+        <w:t>factorial(</w:t>
+      </w:r>
+      <w:proofErr w:type="gramEnd"/>
+      <w:r>
+        <w:rPr>
+          <w:rStyle w:val="HTMLCode"/>
+          <w:rFonts w:ascii="Tahoma" w:hAnsi="Tahoma" w:cs="Tahoma"/>
+          <w:sz w:val="22"/>
+          <w:szCs w:val="22"/>
+        </w:rPr>
+        <w:t>4)</w:t>
       </w:r>
       <w:r>
         <w:rPr>
@@ -10301,60 +10436,6 @@
           <w:szCs w:val="22"/>
         </w:rPr>
       </w:pPr>
-    </w:p>
-    <w:p>
-      <w:pPr>
-        <w:spacing w:line="360" w:lineRule="auto"/>
-        <w:jc w:val="both"/>
-        <w:rPr>
-          <w:rFonts w:ascii="Tahoma" w:eastAsia="Tahoma" w:hAnsi="Tahoma" w:cs="Tahoma"/>
-          <w:b/>
-          <w:bCs/>
-          <w:sz w:val="22"/>
-          <w:szCs w:val="22"/>
-        </w:rPr>
-      </w:pPr>
-    </w:p>
-    <w:p>
-      <w:pPr>
-        <w:spacing w:line="360" w:lineRule="auto"/>
-        <w:jc w:val="both"/>
-        <w:rPr>
-          <w:rFonts w:ascii="Tahoma" w:eastAsia="Tahoma" w:hAnsi="Tahoma" w:cs="Tahoma"/>
-          <w:b/>
-          <w:bCs/>
-          <w:sz w:val="22"/>
-          <w:szCs w:val="22"/>
-        </w:rPr>
-      </w:pPr>
-    </w:p>
-    <w:p>
-      <w:pPr>
-        <w:spacing w:line="360" w:lineRule="auto"/>
-        <w:jc w:val="both"/>
-        <w:rPr>
-          <w:rFonts w:ascii="Tahoma" w:eastAsia="Tahoma" w:hAnsi="Tahoma" w:cs="Tahoma"/>
-          <w:b/>
-          <w:bCs/>
-          <w:sz w:val="22"/>
-          <w:szCs w:val="22"/>
-        </w:rPr>
-      </w:pPr>
-    </w:p>
-    <w:p>
-      <w:pPr>
-        <w:spacing w:line="360" w:lineRule="auto"/>
-        <w:jc w:val="both"/>
-        <w:rPr>
-          <w:rFonts w:ascii="Tahoma" w:eastAsia="Tahoma" w:hAnsi="Tahoma" w:cs="Tahoma"/>
-          <w:b/>
-          <w:bCs/>
-          <w:sz w:val="22"/>
-          <w:szCs w:val="22"/>
-        </w:rPr>
-      </w:pPr>
-      <w:bookmarkStart w:id="1" w:name="_GoBack"/>
-      <w:bookmarkEnd w:id="1"/>
     </w:p>
     <w:p>
       <w:pPr>
@@ -10709,15 +10790,35 @@
           <w:szCs w:val="22"/>
           <w:highlight w:val="white"/>
         </w:rPr>
-        <w:t>, J. V. (2021). Introduction to computation and programming using Python</w:t>
-      </w:r>
+        <w:t xml:space="preserve">, J. V. (2021). Introduction to computation and programming using </w:t>
+      </w:r>
+      <w:proofErr w:type="gramStart"/>
       <w:r>
         <w:rPr>
           <w:rFonts w:ascii="Tahoma" w:eastAsia="Tahoma" w:hAnsi="Tahoma" w:cs="Tahoma"/>
-          <w:sz w:val="22"/>
-          <w:szCs w:val="22"/>
-        </w:rPr>
-        <w:t>(3rd ed.). MIT Press.</w:t>
+          <w:color w:val="222222"/>
+          <w:sz w:val="22"/>
+          <w:szCs w:val="22"/>
+          <w:highlight w:val="white"/>
+        </w:rPr>
+        <w:t>Python</w:t>
+      </w:r>
+      <w:r>
+        <w:rPr>
+          <w:rFonts w:ascii="Tahoma" w:eastAsia="Tahoma" w:hAnsi="Tahoma" w:cs="Tahoma"/>
+          <w:sz w:val="22"/>
+          <w:szCs w:val="22"/>
+        </w:rPr>
+        <w:t>(</w:t>
+      </w:r>
+      <w:proofErr w:type="gramEnd"/>
+      <w:r>
+        <w:rPr>
+          <w:rFonts w:ascii="Tahoma" w:eastAsia="Tahoma" w:hAnsi="Tahoma" w:cs="Tahoma"/>
+          <w:sz w:val="22"/>
+          <w:szCs w:val="22"/>
+        </w:rPr>
+        <w:t>3rd ed.). MIT Press.</w:t>
       </w:r>
     </w:p>
     <w:p>
@@ -10749,15 +10850,35 @@
           <w:szCs w:val="22"/>
           <w:highlight w:val="white"/>
         </w:rPr>
-        <w:t>Lutz, M. (2010). Programming Python</w:t>
-      </w:r>
+        <w:t xml:space="preserve">Lutz, M. (2010). Programming </w:t>
+      </w:r>
+      <w:proofErr w:type="gramStart"/>
       <w:r>
         <w:rPr>
           <w:rFonts w:ascii="Tahoma" w:eastAsia="Tahoma" w:hAnsi="Tahoma" w:cs="Tahoma"/>
-          <w:sz w:val="22"/>
-          <w:szCs w:val="22"/>
-        </w:rPr>
-        <w:t>(4th ed.). O’Reilly Media.</w:t>
+          <w:color w:val="222222"/>
+          <w:sz w:val="22"/>
+          <w:szCs w:val="22"/>
+          <w:highlight w:val="white"/>
+        </w:rPr>
+        <w:t>Python</w:t>
+      </w:r>
+      <w:r>
+        <w:rPr>
+          <w:rFonts w:ascii="Tahoma" w:eastAsia="Tahoma" w:hAnsi="Tahoma" w:cs="Tahoma"/>
+          <w:sz w:val="22"/>
+          <w:szCs w:val="22"/>
+        </w:rPr>
+        <w:t>(</w:t>
+      </w:r>
+      <w:proofErr w:type="gramEnd"/>
+      <w:r>
+        <w:rPr>
+          <w:rFonts w:ascii="Tahoma" w:eastAsia="Tahoma" w:hAnsi="Tahoma" w:cs="Tahoma"/>
+          <w:sz w:val="22"/>
+          <w:szCs w:val="22"/>
+        </w:rPr>
+        <w:t>4th ed.). O’Reilly Media.</w:t>
       </w:r>
     </w:p>
     <w:p>
@@ -10840,8 +10961,8 @@
                 <w:szCs w:val="22"/>
               </w:rPr>
             </w:pPr>
-            <w:bookmarkStart w:id="2" w:name="_heading=h.yog822nas4o8" w:colFirst="0" w:colLast="0"/>
-            <w:bookmarkEnd w:id="2"/>
+            <w:bookmarkStart w:id="1" w:name="_heading=h.yog822nas4o8" w:colFirst="0" w:colLast="0"/>
+            <w:bookmarkEnd w:id="1"/>
             <w:r>
               <w:rPr>
                 <w:sz w:val="22"/>
@@ -10881,8 +11002,8 @@
                 <w:szCs w:val="22"/>
               </w:rPr>
             </w:pPr>
-            <w:bookmarkStart w:id="3" w:name="_heading=h.ne8bv54bvfe2" w:colFirst="0" w:colLast="0"/>
-            <w:bookmarkEnd w:id="3"/>
+            <w:bookmarkStart w:id="2" w:name="_heading=h.ne8bv54bvfe2" w:colFirst="0" w:colLast="0"/>
+            <w:bookmarkEnd w:id="2"/>
             <w:r>
               <w:rPr>
                 <w:sz w:val="22"/>
@@ -10922,8 +11043,8 @@
                 <w:szCs w:val="22"/>
               </w:rPr>
             </w:pPr>
-            <w:bookmarkStart w:id="4" w:name="_heading=h.7fmiam6jvxur" w:colFirst="0" w:colLast="0"/>
-            <w:bookmarkEnd w:id="4"/>
+            <w:bookmarkStart w:id="3" w:name="_heading=h.7fmiam6jvxur" w:colFirst="0" w:colLast="0"/>
+            <w:bookmarkEnd w:id="3"/>
             <w:r>
               <w:rPr>
                 <w:sz w:val="22"/>
@@ -10963,8 +11084,8 @@
                 <w:szCs w:val="22"/>
               </w:rPr>
             </w:pPr>
-            <w:bookmarkStart w:id="5" w:name="_heading=h.wlsb3gut2g5l" w:colFirst="0" w:colLast="0"/>
-            <w:bookmarkEnd w:id="5"/>
+            <w:bookmarkStart w:id="4" w:name="_heading=h.wlsb3gut2g5l" w:colFirst="0" w:colLast="0"/>
+            <w:bookmarkEnd w:id="4"/>
             <w:r>
               <w:rPr>
                 <w:sz w:val="22"/>
@@ -11004,8 +11125,8 @@
                 <w:szCs w:val="22"/>
               </w:rPr>
             </w:pPr>
-            <w:bookmarkStart w:id="6" w:name="_heading=h.cwqvxaang7we" w:colFirst="0" w:colLast="0"/>
-            <w:bookmarkEnd w:id="6"/>
+            <w:bookmarkStart w:id="5" w:name="_heading=h.cwqvxaang7we" w:colFirst="0" w:colLast="0"/>
+            <w:bookmarkEnd w:id="5"/>
             <w:r>
               <w:rPr>
                 <w:sz w:val="22"/>
@@ -11793,7 +11914,6 @@
                 <w:sz w:val="22"/>
                 <w:szCs w:val="22"/>
               </w:rPr>
-              <w:lastRenderedPageBreak/>
               <w:t>Unit I</w:t>
             </w:r>
           </w:p>
@@ -11992,6 +12112,7 @@
                 <w:sz w:val="22"/>
                 <w:szCs w:val="22"/>
               </w:rPr>
+              <w:lastRenderedPageBreak/>
               <w:t>Decision Making, Iteration, and Logical Problem Solving</w:t>
             </w:r>
           </w:p>
@@ -12027,6 +12148,7 @@
                 <w:sz w:val="22"/>
                 <w:szCs w:val="22"/>
               </w:rPr>
+              <w:lastRenderedPageBreak/>
               <w:t>K2.1, K2.2</w:t>
             </w:r>
           </w:p>
@@ -12062,7 +12184,16 @@
                 <w:sz w:val="22"/>
                 <w:szCs w:val="22"/>
               </w:rPr>
-              <w:t>Arithmetic/relational/logical/assignment/membership/identity operators; Boolean expressions, precedence</w:t>
+              <w:t>Arithmetic/relational/logical/assignment/mem</w:t>
+            </w:r>
+            <w:r>
+              <w:rPr>
+                <w:rFonts w:ascii="Tahoma" w:hAnsi="Tahoma" w:cs="Tahoma"/>
+                <w:sz w:val="22"/>
+                <w:szCs w:val="22"/>
+              </w:rPr>
+              <w:lastRenderedPageBreak/>
+              <w:t>bership/identity operators; Boolean expressions, precedence</w:t>
             </w:r>
           </w:p>
         </w:tc>
@@ -12097,6 +12228,7 @@
                 <w:sz w:val="22"/>
                 <w:szCs w:val="22"/>
               </w:rPr>
+              <w:lastRenderedPageBreak/>
               <w:t>B1, pp. 165–199, 410–429</w:t>
             </w:r>
           </w:p>
@@ -12173,6 +12305,7 @@
                 <w:sz w:val="22"/>
                 <w:szCs w:val="22"/>
               </w:rPr>
+              <w:lastRenderedPageBreak/>
               <w:t>Unit II</w:t>
             </w:r>
           </w:p>
@@ -13819,7 +13952,6 @@
                 <w:sz w:val="22"/>
                 <w:szCs w:val="22"/>
               </w:rPr>
-              <w:lastRenderedPageBreak/>
               <w:t>Unit III</w:t>
             </w:r>
           </w:p>
@@ -14018,7 +14150,16 @@
                 <w:sz w:val="22"/>
                 <w:szCs w:val="22"/>
               </w:rPr>
-              <w:t>Functions, Functional Expressions, and Object-Oriented Programming</w:t>
+              <w:t xml:space="preserve">Functions, Functional Expressions, and </w:t>
+            </w:r>
+            <w:r>
+              <w:rPr>
+                <w:rFonts w:ascii="Tahoma" w:hAnsi="Tahoma" w:cs="Tahoma"/>
+                <w:sz w:val="22"/>
+                <w:szCs w:val="22"/>
+              </w:rPr>
+              <w:lastRenderedPageBreak/>
+              <w:t>Object-Oriented Programming</w:t>
             </w:r>
           </w:p>
         </w:tc>
@@ -14053,6 +14194,7 @@
                 <w:sz w:val="22"/>
                 <w:szCs w:val="22"/>
               </w:rPr>
+              <w:lastRenderedPageBreak/>
               <w:t>K4.1</w:t>
             </w:r>
           </w:p>
@@ -14088,7 +14230,16 @@
                 <w:sz w:val="22"/>
                 <w:szCs w:val="22"/>
               </w:rPr>
-              <w:t>User-defined functions, parameters, arguments, return values, local/global scope</w:t>
+              <w:t xml:space="preserve">User-defined functions, parameters, arguments, return </w:t>
+            </w:r>
+            <w:r>
+              <w:rPr>
+                <w:rFonts w:ascii="Tahoma" w:hAnsi="Tahoma" w:cs="Tahoma"/>
+                <w:sz w:val="22"/>
+                <w:szCs w:val="22"/>
+              </w:rPr>
+              <w:lastRenderedPageBreak/>
+              <w:t>values, local/global scope</w:t>
             </w:r>
           </w:p>
         </w:tc>
@@ -14123,6 +14274,7 @@
                 <w:sz w:val="22"/>
                 <w:szCs w:val="22"/>
               </w:rPr>
+              <w:lastRenderedPageBreak/>
               <w:t>B1, pp. 510–557</w:t>
             </w:r>
           </w:p>
@@ -14199,6 +14351,7 @@
                 <w:sz w:val="22"/>
                 <w:szCs w:val="22"/>
               </w:rPr>
+              <w:lastRenderedPageBreak/>
               <w:t>Unit IV</w:t>
             </w:r>
           </w:p>
@@ -15915,16 +16068,7 @@
                 <w:sz w:val="22"/>
                 <w:szCs w:val="22"/>
               </w:rPr>
-              <w:t xml:space="preserve">Threading and multiprocessing fundamentals; </w:t>
-            </w:r>
-            <w:r>
-              <w:rPr>
-                <w:rFonts w:ascii="Tahoma" w:hAnsi="Tahoma" w:cs="Tahoma"/>
-                <w:sz w:val="22"/>
-                <w:szCs w:val="22"/>
-              </w:rPr>
-              <w:lastRenderedPageBreak/>
-              <w:t>responsiveness, background tasks</w:t>
+              <w:t>Threading and multiprocessing fundamentals; responsiveness, background tasks</w:t>
             </w:r>
           </w:p>
         </w:tc>
@@ -15959,7 +16103,6 @@
                 <w:sz w:val="22"/>
                 <w:szCs w:val="22"/>
               </w:rPr>
-              <w:lastRenderedPageBreak/>
               <w:t>B5, pp. 230–300</w:t>
             </w:r>
           </w:p>
@@ -16036,7 +16179,6 @@
                 <w:sz w:val="22"/>
                 <w:szCs w:val="22"/>
               </w:rPr>
-              <w:lastRenderedPageBreak/>
               <w:t>Unit V</w:t>
             </w:r>
           </w:p>
@@ -16218,6 +16360,7 @@
                 <w:sz w:val="22"/>
                 <w:szCs w:val="22"/>
               </w:rPr>
+              <w:lastRenderedPageBreak/>
               <w:t>Unit V</w:t>
             </w:r>
           </w:p>
@@ -16557,8 +16700,8 @@
           <w:szCs w:val="22"/>
         </w:rPr>
       </w:pPr>
-      <w:bookmarkStart w:id="7" w:name="_heading=h.4wsir6k8v9au" w:colFirst="0" w:colLast="0"/>
-      <w:bookmarkEnd w:id="7"/>
+      <w:bookmarkStart w:id="6" w:name="_heading=h.4wsir6k8v9au" w:colFirst="0" w:colLast="0"/>
+      <w:bookmarkEnd w:id="6"/>
     </w:p>
     <w:p>
       <w:pPr>
@@ -16788,7 +16931,10 @@
           <w:u w:val="single"/>
         </w:rPr>
       </w:pPr>
-      <w:r>
+    </w:p>
+    <w:p>
+      <w:pPr>
+        <w:spacing w:before="200" w:after="120" w:line="360" w:lineRule="auto"/>
         <w:rPr>
           <w:rFonts w:ascii="Tahoma" w:eastAsia="Tahoma" w:hAnsi="Tahoma" w:cs="Tahoma"/>
           <w:b/>
@@ -16797,7 +16943,52 @@
           <w:szCs w:val="22"/>
           <w:u w:val="single"/>
         </w:rPr>
-        <w:lastRenderedPageBreak/>
+      </w:pPr>
+    </w:p>
+    <w:p>
+      <w:pPr>
+        <w:spacing w:before="200" w:after="120" w:line="360" w:lineRule="auto"/>
+        <w:rPr>
+          <w:rFonts w:ascii="Tahoma" w:eastAsia="Tahoma" w:hAnsi="Tahoma" w:cs="Tahoma"/>
+          <w:b/>
+          <w:bCs/>
+          <w:sz w:val="22"/>
+          <w:szCs w:val="22"/>
+          <w:u w:val="single"/>
+        </w:rPr>
+      </w:pPr>
+    </w:p>
+    <w:p>
+      <w:pPr>
+        <w:spacing w:before="200" w:after="120" w:line="360" w:lineRule="auto"/>
+        <w:rPr>
+          <w:rFonts w:ascii="Tahoma" w:eastAsia="Tahoma" w:hAnsi="Tahoma" w:cs="Tahoma"/>
+          <w:b/>
+          <w:bCs/>
+          <w:sz w:val="22"/>
+          <w:szCs w:val="22"/>
+          <w:u w:val="single"/>
+        </w:rPr>
+      </w:pPr>
+    </w:p>
+    <w:p>
+      <w:pPr>
+        <w:spacing w:before="200" w:after="120" w:line="360" w:lineRule="auto"/>
+        <w:jc w:val="center"/>
+        <w:rPr>
+          <w:rFonts w:ascii="Tahoma" w:eastAsia="Tahoma" w:hAnsi="Tahoma" w:cs="Tahoma"/>
+          <w:b/>
+          <w:bCs/>
+          <w:u w:val="single"/>
+        </w:rPr>
+      </w:pPr>
+      <w:r>
+        <w:rPr>
+          <w:rFonts w:ascii="Tahoma" w:eastAsia="Tahoma" w:hAnsi="Tahoma" w:cs="Tahoma"/>
+          <w:b/>
+          <w:bCs/>
+          <w:u w:val="single"/>
+        </w:rPr>
         <w:t>Study Material-III: Unit-Content-Wise Activities</w:t>
       </w:r>
     </w:p>
@@ -17044,6 +17235,7 @@
         </w:rPr>
         <w:t xml:space="preserve">Why does </w:t>
       </w:r>
+      <w:proofErr w:type="gramStart"/>
       <w:r>
         <w:rPr>
           <w:rStyle w:val="HTMLCode"/>
@@ -17051,7 +17243,17 @@
           <w:sz w:val="22"/>
           <w:szCs w:val="22"/>
         </w:rPr>
-        <w:t>input()</w:t>
+        <w:t>input(</w:t>
+      </w:r>
+      <w:proofErr w:type="gramEnd"/>
+      <w:r>
+        <w:rPr>
+          <w:rStyle w:val="HTMLCode"/>
+          <w:rFonts w:ascii="Tahoma" w:hAnsi="Tahoma" w:cs="Tahoma"/>
+          <w:sz w:val="22"/>
+          <w:szCs w:val="22"/>
+        </w:rPr>
+        <w:t>)</w:t>
       </w:r>
       <w:r>
         <w:rPr>
@@ -17307,8 +17509,18 @@
           <w:sz w:val="22"/>
           <w:szCs w:val="22"/>
         </w:rPr>
-        <w:t>how the program instructions could guide a user to enter appropriate data.</w:t>
-      </w:r>
+        <w:t xml:space="preserve">how the program instructions could guide a user to enter appropriate </w:t>
+      </w:r>
+      <w:proofErr w:type="gramStart"/>
+      <w:r>
+        <w:rPr>
+          <w:rFonts w:ascii="Tahoma" w:hAnsi="Tahoma" w:cs="Tahoma"/>
+          <w:sz w:val="22"/>
+          <w:szCs w:val="22"/>
+        </w:rPr>
+        <w:t>data.</w:t>
+      </w:r>
+      <w:proofErr w:type="gramEnd"/>
     </w:p>
     <w:p>
       <w:pPr>
@@ -17362,6 +17574,7 @@
           <w:sz w:val="22"/>
           <w:szCs w:val="22"/>
         </w:rPr>
+        <w:lastRenderedPageBreak/>
         <w:t>Activity 3: Personalised Output and Variable Practice</w:t>
       </w:r>
       <w:r>
@@ -17373,6 +17586,7 @@
         <w:br/>
         <w:t xml:space="preserve">Students write a program that creates variables for a learner’s name, programme, semester, attendance status, and marks. They use </w:t>
       </w:r>
+      <w:proofErr w:type="gramStart"/>
       <w:r>
         <w:rPr>
           <w:rStyle w:val="HTMLCode"/>
@@ -17380,7 +17594,17 @@
           <w:sz w:val="22"/>
           <w:szCs w:val="22"/>
         </w:rPr>
-        <w:t>print()</w:t>
+        <w:t>print(</w:t>
+      </w:r>
+      <w:proofErr w:type="gramEnd"/>
+      <w:r>
+        <w:rPr>
+          <w:rStyle w:val="HTMLCode"/>
+          <w:rFonts w:ascii="Tahoma" w:hAnsi="Tahoma" w:cs="Tahoma"/>
+          <w:sz w:val="22"/>
+          <w:szCs w:val="22"/>
+        </w:rPr>
+        <w:t>)</w:t>
       </w:r>
       <w:r>
         <w:rPr>
@@ -17406,7 +17630,6 @@
           <w:sz w:val="22"/>
           <w:szCs w:val="22"/>
         </w:rPr>
-        <w:lastRenderedPageBreak/>
         <w:t>The program must demonstrate:</w:t>
       </w:r>
     </w:p>
@@ -17453,6 +17676,7 @@
         </w:rPr>
         <w:t xml:space="preserve">use of multiple arguments in </w:t>
       </w:r>
+      <w:proofErr w:type="gramStart"/>
       <w:r>
         <w:rPr>
           <w:rStyle w:val="HTMLCode"/>
@@ -17460,7 +17684,17 @@
           <w:sz w:val="22"/>
           <w:szCs w:val="22"/>
         </w:rPr>
-        <w:t>print()</w:t>
+        <w:t>print(</w:t>
+      </w:r>
+      <w:proofErr w:type="gramEnd"/>
+      <w:r>
+        <w:rPr>
+          <w:rStyle w:val="HTMLCode"/>
+          <w:rFonts w:ascii="Tahoma" w:hAnsi="Tahoma" w:cs="Tahoma"/>
+          <w:sz w:val="22"/>
+          <w:szCs w:val="22"/>
+        </w:rPr>
+        <w:t>)</w:t>
       </w:r>
       <w:r>
         <w:rPr>
@@ -17814,6 +18048,7 @@
         </w:rPr>
         <w:t xml:space="preserve"> and assign an integer to it. They then reassign the same variable with a decimal number, a string, and a Boolean value. After every assignment, they display both the value and its type using </w:t>
       </w:r>
+      <w:proofErr w:type="gramStart"/>
       <w:r>
         <w:rPr>
           <w:rStyle w:val="HTMLCode"/>
@@ -17821,7 +18056,17 @@
           <w:sz w:val="22"/>
           <w:szCs w:val="22"/>
         </w:rPr>
-        <w:t>type()</w:t>
+        <w:t>type(</w:t>
+      </w:r>
+      <w:proofErr w:type="gramEnd"/>
+      <w:r>
+        <w:rPr>
+          <w:rStyle w:val="HTMLCode"/>
+          <w:rFonts w:ascii="Tahoma" w:hAnsi="Tahoma" w:cs="Tahoma"/>
+          <w:sz w:val="22"/>
+          <w:szCs w:val="22"/>
+        </w:rPr>
+        <w:t>)</w:t>
       </w:r>
       <w:r>
         <w:rPr>
@@ -18004,6 +18249,7 @@
           <w:sz w:val="22"/>
           <w:szCs w:val="22"/>
         </w:rPr>
+        <w:lastRenderedPageBreak/>
         <w:t>Activity 6: Debug and Explain Dynamic Behaviour</w:t>
       </w:r>
       <w:r>
@@ -18013,16 +18259,7 @@
           <w:szCs w:val="22"/>
         </w:rPr>
         <w:br/>
-        <w:t xml:space="preserve">Students are given short programs containing variable reassignment. They trace each statement and identify the current value and type after every line. They then correct programs where an operation is </w:t>
-      </w:r>
-      <w:r>
-        <w:rPr>
-          <w:rFonts w:ascii="Tahoma" w:hAnsi="Tahoma" w:cs="Tahoma"/>
-          <w:sz w:val="22"/>
-          <w:szCs w:val="22"/>
-        </w:rPr>
-        <w:lastRenderedPageBreak/>
-        <w:t>attempted between incompatible types, such as combining a numeric value and text without appropriate conversion.</w:t>
+        <w:t>Students are given short programs containing variable reassignment. They trace each statement and identify the current value and type after every line. They then correct programs where an operation is attempted between incompatible types, such as combining a numeric value and text without appropriate conversion.</w:t>
       </w:r>
     </w:p>
     <w:p>
@@ -18128,6 +18365,7 @@
         </w:rPr>
         <w:t xml:space="preserve">accepts a learner’s name, age, and percentage through </w:t>
       </w:r>
+      <w:proofErr w:type="gramStart"/>
       <w:r>
         <w:rPr>
           <w:rStyle w:val="HTMLCode"/>
@@ -18135,7 +18373,17 @@
           <w:sz w:val="22"/>
           <w:szCs w:val="22"/>
         </w:rPr>
-        <w:t>input()</w:t>
+        <w:t>input(</w:t>
+      </w:r>
+      <w:proofErr w:type="gramEnd"/>
+      <w:r>
+        <w:rPr>
+          <w:rStyle w:val="HTMLCode"/>
+          <w:rFonts w:ascii="Tahoma" w:hAnsi="Tahoma" w:cs="Tahoma"/>
+          <w:sz w:val="22"/>
+          <w:szCs w:val="22"/>
+        </w:rPr>
+        <w:t>)</w:t>
       </w:r>
       <w:r>
         <w:rPr>
@@ -18233,6 +18481,7 @@
         </w:rPr>
         <w:t xml:space="preserve">displays a labelled learner-information summary using </w:t>
       </w:r>
+      <w:proofErr w:type="gramStart"/>
       <w:r>
         <w:rPr>
           <w:rStyle w:val="HTMLCode"/>
@@ -18240,7 +18489,17 @@
           <w:sz w:val="22"/>
           <w:szCs w:val="22"/>
         </w:rPr>
-        <w:t>print()</w:t>
+        <w:t>print(</w:t>
+      </w:r>
+      <w:proofErr w:type="gramEnd"/>
+      <w:r>
+        <w:rPr>
+          <w:rStyle w:val="HTMLCode"/>
+          <w:rFonts w:ascii="Tahoma" w:hAnsi="Tahoma" w:cs="Tahoma"/>
+          <w:sz w:val="22"/>
+          <w:szCs w:val="22"/>
+        </w:rPr>
+        <w:t>)</w:t>
       </w:r>
       <w:r>
         <w:rPr>
@@ -18510,8 +18769,6 @@
           <w:rFonts w:ascii="Tahoma" w:eastAsia="Tahoma" w:hAnsi="Tahoma" w:cs="Tahoma"/>
           <w:b/>
           <w:bCs/>
-          <w:sz w:val="22"/>
-          <w:szCs w:val="22"/>
           <w:u w:val="single"/>
         </w:rPr>
       </w:pPr>
@@ -18520,8 +18777,6 @@
           <w:rFonts w:ascii="Tahoma" w:eastAsia="Tahoma" w:hAnsi="Tahoma" w:cs="Tahoma"/>
           <w:b/>
           <w:bCs/>
-          <w:sz w:val="22"/>
-          <w:szCs w:val="22"/>
           <w:u w:val="single"/>
         </w:rPr>
         <w:t>UNIT-II</w:t>
@@ -18933,6 +19188,7 @@
           <w:sz w:val="22"/>
           <w:szCs w:val="22"/>
         </w:rPr>
+        <w:lastRenderedPageBreak/>
         <w:t>Students extend the program using nested conditions to classify marks into grade categories according to a faculty-provided grading rule.</w:t>
       </w:r>
     </w:p>
@@ -18952,7 +19208,6 @@
           <w:sz w:val="22"/>
           <w:szCs w:val="22"/>
         </w:rPr>
-        <w:lastRenderedPageBreak/>
         <w:t>Deliverable:</w:t>
       </w:r>
       <w:r>
@@ -19587,6 +19842,7 @@
           <w:sz w:val="22"/>
           <w:szCs w:val="22"/>
         </w:rPr>
+        <w:lastRenderedPageBreak/>
         <w:t>Deliverable:</w:t>
       </w:r>
       <w:r>
@@ -19613,6 +19869,358 @@
         <w:jc w:val="center"/>
         <w:rPr>
           <w:rFonts w:ascii="Tahoma" w:hAnsi="Tahoma" w:cs="Tahoma"/>
+          <w:sz w:val="24"/>
+          <w:szCs w:val="24"/>
+        </w:rPr>
+      </w:pPr>
+      <w:r>
+        <w:rPr>
+          <w:rFonts w:ascii="Tahoma" w:hAnsi="Tahoma" w:cs="Tahoma"/>
+          <w:sz w:val="24"/>
+          <w:szCs w:val="24"/>
+        </w:rPr>
+        <w:t>UNIT III</w:t>
+      </w:r>
+    </w:p>
+    <w:p>
+      <w:pPr>
+        <w:pStyle w:val="Heading3"/>
+        <w:rPr>
+          <w:rFonts w:ascii="Tahoma" w:hAnsi="Tahoma" w:cs="Tahoma"/>
+          <w:sz w:val="22"/>
+          <w:szCs w:val="22"/>
+        </w:rPr>
+      </w:pPr>
+      <w:r>
+        <w:rPr>
+          <w:rFonts w:ascii="Tahoma" w:hAnsi="Tahoma" w:cs="Tahoma"/>
+          <w:sz w:val="22"/>
+          <w:szCs w:val="22"/>
+        </w:rPr>
+        <w:t>Activity 1: Student Name Formatting and Validation Task</w:t>
+      </w:r>
+    </w:p>
+    <w:p>
+      <w:pPr>
+        <w:pStyle w:val="NormalWeb"/>
+        <w:rPr>
+          <w:rFonts w:ascii="Tahoma" w:hAnsi="Tahoma" w:cs="Tahoma"/>
+          <w:sz w:val="22"/>
+          <w:szCs w:val="22"/>
+        </w:rPr>
+      </w:pPr>
+      <w:r>
+        <w:rPr>
+          <w:rFonts w:ascii="Tahoma" w:hAnsi="Tahoma" w:cs="Tahoma"/>
+          <w:sz w:val="22"/>
+          <w:szCs w:val="22"/>
+        </w:rPr>
+        <w:t xml:space="preserve">Students accept a student name through </w:t>
+      </w:r>
+      <w:proofErr w:type="gramStart"/>
+      <w:r>
+        <w:rPr>
+          <w:rStyle w:val="HTMLCode"/>
+          <w:rFonts w:ascii="Tahoma" w:hAnsi="Tahoma" w:cs="Tahoma"/>
+          <w:sz w:val="22"/>
+          <w:szCs w:val="22"/>
+        </w:rPr>
+        <w:t>input(</w:t>
+      </w:r>
+      <w:proofErr w:type="gramEnd"/>
+      <w:r>
+        <w:rPr>
+          <w:rStyle w:val="HTMLCode"/>
+          <w:rFonts w:ascii="Tahoma" w:hAnsi="Tahoma" w:cs="Tahoma"/>
+          <w:sz w:val="22"/>
+          <w:szCs w:val="22"/>
+        </w:rPr>
+        <w:t>)</w:t>
+      </w:r>
+      <w:r>
+        <w:rPr>
+          <w:rFonts w:ascii="Tahoma" w:hAnsi="Tahoma" w:cs="Tahoma"/>
+          <w:sz w:val="22"/>
+          <w:szCs w:val="22"/>
+        </w:rPr>
+        <w:t xml:space="preserve"> and apply string operations to remove extra spaces, convert the name into title case, count characters, and display initials.</w:t>
+      </w:r>
+    </w:p>
+    <w:p>
+      <w:pPr>
+        <w:pStyle w:val="NormalWeb"/>
+        <w:rPr>
+          <w:rFonts w:ascii="Tahoma" w:hAnsi="Tahoma" w:cs="Tahoma"/>
+          <w:sz w:val="22"/>
+          <w:szCs w:val="22"/>
+        </w:rPr>
+      </w:pPr>
+      <w:r>
+        <w:rPr>
+          <w:rFonts w:ascii="Tahoma" w:hAnsi="Tahoma" w:cs="Tahoma"/>
+          <w:sz w:val="22"/>
+          <w:szCs w:val="22"/>
+        </w:rPr>
+        <w:t>Students also check whether the entered name contains only alphabetic characters after spaces are removed. They document the string functions used and explain the purpose of each.</w:t>
+      </w:r>
+    </w:p>
+    <w:p>
+      <w:pPr>
+        <w:pStyle w:val="NormalWeb"/>
+        <w:rPr>
+          <w:rFonts w:ascii="Tahoma" w:hAnsi="Tahoma" w:cs="Tahoma"/>
+          <w:sz w:val="22"/>
+          <w:szCs w:val="22"/>
+        </w:rPr>
+      </w:pPr>
+      <w:r>
+        <w:rPr>
+          <w:rStyle w:val="Strong"/>
+          <w:rFonts w:ascii="Tahoma" w:hAnsi="Tahoma" w:cs="Tahoma"/>
+          <w:sz w:val="22"/>
+          <w:szCs w:val="22"/>
+        </w:rPr>
+        <w:t>Deliverable:</w:t>
+      </w:r>
+      <w:r>
+        <w:rPr>
+          <w:rFonts w:ascii="Tahoma" w:hAnsi="Tahoma" w:cs="Tahoma"/>
+          <w:sz w:val="22"/>
+          <w:szCs w:val="22"/>
+        </w:rPr>
+        <w:t xml:space="preserve"> Python script, sample outputs, and a string-function usage note.</w:t>
+      </w:r>
+    </w:p>
+    <w:p>
+      <w:pPr>
+        <w:rPr>
+          <w:rFonts w:ascii="Tahoma" w:hAnsi="Tahoma" w:cs="Tahoma"/>
+          <w:sz w:val="22"/>
+          <w:szCs w:val="22"/>
+        </w:rPr>
+      </w:pPr>
+    </w:p>
+    <w:p>
+      <w:pPr>
+        <w:pStyle w:val="Heading3"/>
+        <w:rPr>
+          <w:rFonts w:ascii="Tahoma" w:hAnsi="Tahoma" w:cs="Tahoma"/>
+          <w:sz w:val="22"/>
+          <w:szCs w:val="22"/>
+        </w:rPr>
+      </w:pPr>
+      <w:r>
+        <w:rPr>
+          <w:rFonts w:ascii="Tahoma" w:hAnsi="Tahoma" w:cs="Tahoma"/>
+          <w:sz w:val="22"/>
+          <w:szCs w:val="22"/>
+        </w:rPr>
+        <w:t>Activity 2: Text Slicing and Information Extraction Task</w:t>
+      </w:r>
+    </w:p>
+    <w:p>
+      <w:pPr>
+        <w:pStyle w:val="NormalWeb"/>
+        <w:rPr>
+          <w:rFonts w:ascii="Tahoma" w:hAnsi="Tahoma" w:cs="Tahoma"/>
+          <w:sz w:val="22"/>
+          <w:szCs w:val="22"/>
+        </w:rPr>
+      </w:pPr>
+      <w:r>
+        <w:rPr>
+          <w:rFonts w:ascii="Tahoma" w:hAnsi="Tahoma" w:cs="Tahoma"/>
+          <w:sz w:val="22"/>
+          <w:szCs w:val="22"/>
+        </w:rPr>
+        <w:t>Students work with a sample registration code, email address, or sentence. They use indexing and slicing to extract specific elements such as programme code, year, domain name, first word, last word, or selected characters.</w:t>
+      </w:r>
+    </w:p>
+    <w:p>
+      <w:pPr>
+        <w:pStyle w:val="NormalWeb"/>
+        <w:rPr>
+          <w:rFonts w:ascii="Tahoma" w:hAnsi="Tahoma" w:cs="Tahoma"/>
+          <w:sz w:val="22"/>
+          <w:szCs w:val="22"/>
+        </w:rPr>
+      </w:pPr>
+      <w:r>
+        <w:rPr>
+          <w:rFonts w:ascii="Tahoma" w:hAnsi="Tahoma" w:cs="Tahoma"/>
+          <w:sz w:val="22"/>
+          <w:szCs w:val="22"/>
+        </w:rPr>
+        <w:t>Students predict outputs before executing each slicing expression and compare the prediction with the actual result.</w:t>
+      </w:r>
+    </w:p>
+    <w:p>
+      <w:pPr>
+        <w:pStyle w:val="NormalWeb"/>
+        <w:rPr>
+          <w:rFonts w:ascii="Tahoma" w:hAnsi="Tahoma" w:cs="Tahoma"/>
+          <w:sz w:val="22"/>
+          <w:szCs w:val="22"/>
+        </w:rPr>
+      </w:pPr>
+      <w:r>
+        <w:rPr>
+          <w:rStyle w:val="Strong"/>
+          <w:rFonts w:ascii="Tahoma" w:hAnsi="Tahoma" w:cs="Tahoma"/>
+          <w:sz w:val="22"/>
+          <w:szCs w:val="22"/>
+        </w:rPr>
+        <w:t>Deliverable:</w:t>
+      </w:r>
+      <w:r>
+        <w:rPr>
+          <w:rFonts w:ascii="Tahoma" w:hAnsi="Tahoma" w:cs="Tahoma"/>
+          <w:sz w:val="22"/>
+          <w:szCs w:val="22"/>
+        </w:rPr>
+        <w:t xml:space="preserve"> Python script, prediction-versus-output worksheet, and explanation of slicing expressions.</w:t>
+      </w:r>
+    </w:p>
+    <w:p>
+      <w:pPr>
+        <w:rPr>
+          <w:rFonts w:ascii="Tahoma" w:hAnsi="Tahoma" w:cs="Tahoma"/>
+          <w:sz w:val="22"/>
+          <w:szCs w:val="22"/>
+        </w:rPr>
+      </w:pPr>
+    </w:p>
+    <w:p>
+      <w:pPr>
+        <w:pStyle w:val="Heading3"/>
+        <w:rPr>
+          <w:rFonts w:ascii="Tahoma" w:hAnsi="Tahoma" w:cs="Tahoma"/>
+          <w:sz w:val="22"/>
+          <w:szCs w:val="22"/>
+        </w:rPr>
+      </w:pPr>
+      <w:r>
+        <w:rPr>
+          <w:rFonts w:ascii="Tahoma" w:hAnsi="Tahoma" w:cs="Tahoma"/>
+          <w:sz w:val="22"/>
+          <w:szCs w:val="22"/>
+        </w:rPr>
+        <w:t>Activity 3: String Editing and Data Cleaning Challenge</w:t>
+      </w:r>
+    </w:p>
+    <w:p>
+      <w:pPr>
+        <w:pStyle w:val="NormalWeb"/>
+        <w:rPr>
+          <w:rFonts w:ascii="Tahoma" w:hAnsi="Tahoma" w:cs="Tahoma"/>
+          <w:sz w:val="22"/>
+          <w:szCs w:val="22"/>
+        </w:rPr>
+      </w:pPr>
+      <w:r>
+        <w:rPr>
+          <w:rFonts w:ascii="Tahoma" w:hAnsi="Tahoma" w:cs="Tahoma"/>
+          <w:sz w:val="22"/>
+          <w:szCs w:val="22"/>
+        </w:rPr>
+        <w:t>Students receive a list of poorly formatted text entries containing unwanted spaces, mixed letter cases, repeated symbols, or inconsistent separators. They create a program to clean and standardise the entries using suitable string methods.</w:t>
+      </w:r>
+    </w:p>
+    <w:p>
+      <w:pPr>
+        <w:pStyle w:val="NormalWeb"/>
+        <w:rPr>
+          <w:rFonts w:ascii="Tahoma" w:hAnsi="Tahoma" w:cs="Tahoma"/>
+          <w:sz w:val="22"/>
+          <w:szCs w:val="22"/>
+        </w:rPr>
+      </w:pPr>
+      <w:r>
+        <w:rPr>
+          <w:rFonts w:ascii="Tahoma" w:hAnsi="Tahoma" w:cs="Tahoma"/>
+          <w:sz w:val="22"/>
+          <w:szCs w:val="22"/>
+        </w:rPr>
+        <w:t>The final output should be formatted consistently and should preserve only meaningful information.</w:t>
+      </w:r>
+    </w:p>
+    <w:p>
+      <w:pPr>
+        <w:pStyle w:val="NormalWeb"/>
+        <w:rPr>
+          <w:rFonts w:ascii="Tahoma" w:hAnsi="Tahoma" w:cs="Tahoma"/>
+          <w:sz w:val="22"/>
+          <w:szCs w:val="22"/>
+        </w:rPr>
+      </w:pPr>
+      <w:r>
+        <w:rPr>
+          <w:rStyle w:val="Strong"/>
+          <w:rFonts w:ascii="Tahoma" w:hAnsi="Tahoma" w:cs="Tahoma"/>
+          <w:sz w:val="22"/>
+          <w:szCs w:val="22"/>
+        </w:rPr>
+        <w:t>Deliverable:</w:t>
+      </w:r>
+      <w:r>
+        <w:rPr>
+          <w:rFonts w:ascii="Tahoma" w:hAnsi="Tahoma" w:cs="Tahoma"/>
+          <w:sz w:val="22"/>
+          <w:szCs w:val="22"/>
+        </w:rPr>
+        <w:t xml:space="preserve"> Data-cleaning script, before-and-after output record, and brief explanation of the selected string methods.</w:t>
+      </w:r>
+    </w:p>
+    <w:p>
+      <w:pPr>
+        <w:rPr>
+          <w:rFonts w:ascii="Tahoma" w:hAnsi="Tahoma" w:cs="Tahoma"/>
+          <w:sz w:val="22"/>
+          <w:szCs w:val="22"/>
+        </w:rPr>
+      </w:pPr>
+    </w:p>
+    <w:p>
+      <w:pPr>
+        <w:pStyle w:val="Heading3"/>
+        <w:rPr>
+          <w:rFonts w:ascii="Tahoma" w:hAnsi="Tahoma" w:cs="Tahoma"/>
+          <w:sz w:val="22"/>
+          <w:szCs w:val="22"/>
+        </w:rPr>
+      </w:pPr>
+      <w:r>
+        <w:rPr>
+          <w:rFonts w:ascii="Tahoma" w:hAnsi="Tahoma" w:cs="Tahoma"/>
+          <w:sz w:val="22"/>
+          <w:szCs w:val="22"/>
+        </w:rPr>
+        <w:t>Activity 4: List-Based To-Do Manager</w:t>
+      </w:r>
+    </w:p>
+    <w:p>
+      <w:pPr>
+        <w:pStyle w:val="NormalWeb"/>
+        <w:rPr>
+          <w:rFonts w:ascii="Tahoma" w:hAnsi="Tahoma" w:cs="Tahoma"/>
+          <w:sz w:val="22"/>
+          <w:szCs w:val="22"/>
+        </w:rPr>
+      </w:pPr>
+      <w:r>
+        <w:rPr>
+          <w:rFonts w:ascii="Tahoma" w:hAnsi="Tahoma" w:cs="Tahoma"/>
+          <w:sz w:val="22"/>
+          <w:szCs w:val="22"/>
+        </w:rPr>
+        <w:t>Students create a menu-driven to-do manager using a Python list. The application should allow a user to add tasks, view tasks, update a selected task, and delete a task.</w:t>
+      </w:r>
+    </w:p>
+    <w:p>
+      <w:pPr>
+        <w:pStyle w:val="NormalWeb"/>
+        <w:rPr>
+          <w:rFonts w:ascii="Tahoma" w:hAnsi="Tahoma" w:cs="Tahoma"/>
           <w:sz w:val="22"/>
           <w:szCs w:val="22"/>
         </w:rPr>
@@ -19624,8 +20232,44 @@
           <w:szCs w:val="22"/>
         </w:rPr>
         <w:lastRenderedPageBreak/>
-        <w:t>UNIT III</w:t>
-      </w:r>
+        <w:t>Students must ensure that invalid list positions are handled appropriately. They should use loops to keep the program active until the user chooses to exit.</w:t>
+      </w:r>
+    </w:p>
+    <w:p>
+      <w:pPr>
+        <w:pStyle w:val="NormalWeb"/>
+        <w:rPr>
+          <w:rFonts w:ascii="Tahoma" w:hAnsi="Tahoma" w:cs="Tahoma"/>
+          <w:sz w:val="22"/>
+          <w:szCs w:val="22"/>
+        </w:rPr>
+      </w:pPr>
+      <w:r>
+        <w:rPr>
+          <w:rStyle w:val="Strong"/>
+          <w:rFonts w:ascii="Tahoma" w:hAnsi="Tahoma" w:cs="Tahoma"/>
+          <w:sz w:val="22"/>
+          <w:szCs w:val="22"/>
+        </w:rPr>
+        <w:t>Deliverable:</w:t>
+      </w:r>
+      <w:r>
+        <w:rPr>
+          <w:rFonts w:ascii="Tahoma" w:hAnsi="Tahoma" w:cs="Tahoma"/>
+          <w:sz w:val="22"/>
+          <w:szCs w:val="22"/>
+        </w:rPr>
+        <w:t xml:space="preserve"> Working list-based to-do manager, test record, and code documentation.</w:t>
+      </w:r>
+    </w:p>
+    <w:p>
+      <w:pPr>
+        <w:rPr>
+          <w:rFonts w:ascii="Tahoma" w:hAnsi="Tahoma" w:cs="Tahoma"/>
+          <w:sz w:val="22"/>
+          <w:szCs w:val="22"/>
+        </w:rPr>
+      </w:pPr>
     </w:p>
     <w:p>
       <w:pPr>
@@ -19642,384 +20286,6 @@
           <w:sz w:val="22"/>
           <w:szCs w:val="22"/>
         </w:rPr>
-        <w:t>Activity 1: Student Name Formatting and Validation Task</w:t>
-      </w:r>
-    </w:p>
-    <w:p>
-      <w:pPr>
-        <w:pStyle w:val="NormalWeb"/>
-        <w:rPr>
-          <w:rFonts w:ascii="Tahoma" w:hAnsi="Tahoma" w:cs="Tahoma"/>
-          <w:sz w:val="22"/>
-          <w:szCs w:val="22"/>
-        </w:rPr>
-      </w:pPr>
-      <w:r>
-        <w:rPr>
-          <w:rFonts w:ascii="Tahoma" w:hAnsi="Tahoma" w:cs="Tahoma"/>
-          <w:sz w:val="22"/>
-          <w:szCs w:val="22"/>
-        </w:rPr>
-        <w:t xml:space="preserve">Students accept a student name through </w:t>
-      </w:r>
-      <w:r>
-        <w:rPr>
-          <w:rStyle w:val="HTMLCode"/>
-          <w:rFonts w:ascii="Tahoma" w:hAnsi="Tahoma" w:cs="Tahoma"/>
-          <w:sz w:val="22"/>
-          <w:szCs w:val="22"/>
-        </w:rPr>
-        <w:t>input()</w:t>
-      </w:r>
-      <w:r>
-        <w:rPr>
-          <w:rFonts w:ascii="Tahoma" w:hAnsi="Tahoma" w:cs="Tahoma"/>
-          <w:sz w:val="22"/>
-          <w:szCs w:val="22"/>
-        </w:rPr>
-        <w:t xml:space="preserve"> and apply string operations to remove extra spaces, convert the name into title case, count characters, and display initials.</w:t>
-      </w:r>
-    </w:p>
-    <w:p>
-      <w:pPr>
-        <w:pStyle w:val="NormalWeb"/>
-        <w:rPr>
-          <w:rFonts w:ascii="Tahoma" w:hAnsi="Tahoma" w:cs="Tahoma"/>
-          <w:sz w:val="22"/>
-          <w:szCs w:val="22"/>
-        </w:rPr>
-      </w:pPr>
-      <w:r>
-        <w:rPr>
-          <w:rFonts w:ascii="Tahoma" w:hAnsi="Tahoma" w:cs="Tahoma"/>
-          <w:sz w:val="22"/>
-          <w:szCs w:val="22"/>
-        </w:rPr>
-        <w:t>Students also check whether the entered name contains only alphabetic characters after spaces are removed. They document the string functions used and explain the purpose of each.</w:t>
-      </w:r>
-    </w:p>
-    <w:p>
-      <w:pPr>
-        <w:pStyle w:val="NormalWeb"/>
-        <w:rPr>
-          <w:rFonts w:ascii="Tahoma" w:hAnsi="Tahoma" w:cs="Tahoma"/>
-          <w:sz w:val="22"/>
-          <w:szCs w:val="22"/>
-        </w:rPr>
-      </w:pPr>
-      <w:r>
-        <w:rPr>
-          <w:rStyle w:val="Strong"/>
-          <w:rFonts w:ascii="Tahoma" w:hAnsi="Tahoma" w:cs="Tahoma"/>
-          <w:sz w:val="22"/>
-          <w:szCs w:val="22"/>
-        </w:rPr>
-        <w:t>Deliverable:</w:t>
-      </w:r>
-      <w:r>
-        <w:rPr>
-          <w:rFonts w:ascii="Tahoma" w:hAnsi="Tahoma" w:cs="Tahoma"/>
-          <w:sz w:val="22"/>
-          <w:szCs w:val="22"/>
-        </w:rPr>
-        <w:t xml:space="preserve"> Python script, sample outputs, and a string-function usage note.</w:t>
-      </w:r>
-    </w:p>
-    <w:p>
-      <w:pPr>
-        <w:rPr>
-          <w:rFonts w:ascii="Tahoma" w:hAnsi="Tahoma" w:cs="Tahoma"/>
-          <w:sz w:val="22"/>
-          <w:szCs w:val="22"/>
-        </w:rPr>
-      </w:pPr>
-    </w:p>
-    <w:p>
-      <w:pPr>
-        <w:pStyle w:val="Heading3"/>
-        <w:rPr>
-          <w:rFonts w:ascii="Tahoma" w:hAnsi="Tahoma" w:cs="Tahoma"/>
-          <w:sz w:val="22"/>
-          <w:szCs w:val="22"/>
-        </w:rPr>
-      </w:pPr>
-      <w:r>
-        <w:rPr>
-          <w:rFonts w:ascii="Tahoma" w:hAnsi="Tahoma" w:cs="Tahoma"/>
-          <w:sz w:val="22"/>
-          <w:szCs w:val="22"/>
-        </w:rPr>
-        <w:t>Activity 2: Text Slicing and Information Extraction Task</w:t>
-      </w:r>
-    </w:p>
-    <w:p>
-      <w:pPr>
-        <w:pStyle w:val="NormalWeb"/>
-        <w:rPr>
-          <w:rFonts w:ascii="Tahoma" w:hAnsi="Tahoma" w:cs="Tahoma"/>
-          <w:sz w:val="22"/>
-          <w:szCs w:val="22"/>
-        </w:rPr>
-      </w:pPr>
-      <w:r>
-        <w:rPr>
-          <w:rFonts w:ascii="Tahoma" w:hAnsi="Tahoma" w:cs="Tahoma"/>
-          <w:sz w:val="22"/>
-          <w:szCs w:val="22"/>
-        </w:rPr>
-        <w:t>Students work with a sample registration code, email address, or sentence. They use indexing and slicing to extract specific elements such as programme code, year, domain name, first word, last word, or selected characters.</w:t>
-      </w:r>
-    </w:p>
-    <w:p>
-      <w:pPr>
-        <w:pStyle w:val="NormalWeb"/>
-        <w:rPr>
-          <w:rFonts w:ascii="Tahoma" w:hAnsi="Tahoma" w:cs="Tahoma"/>
-          <w:sz w:val="22"/>
-          <w:szCs w:val="22"/>
-        </w:rPr>
-      </w:pPr>
-      <w:r>
-        <w:rPr>
-          <w:rFonts w:ascii="Tahoma" w:hAnsi="Tahoma" w:cs="Tahoma"/>
-          <w:sz w:val="22"/>
-          <w:szCs w:val="22"/>
-        </w:rPr>
-        <w:t>Students predict outputs before executing each slicing expression and compare the prediction with the actual result.</w:t>
-      </w:r>
-    </w:p>
-    <w:p>
-      <w:pPr>
-        <w:pStyle w:val="NormalWeb"/>
-        <w:rPr>
-          <w:rFonts w:ascii="Tahoma" w:hAnsi="Tahoma" w:cs="Tahoma"/>
-          <w:sz w:val="22"/>
-          <w:szCs w:val="22"/>
-        </w:rPr>
-      </w:pPr>
-      <w:r>
-        <w:rPr>
-          <w:rStyle w:val="Strong"/>
-          <w:rFonts w:ascii="Tahoma" w:hAnsi="Tahoma" w:cs="Tahoma"/>
-          <w:sz w:val="22"/>
-          <w:szCs w:val="22"/>
-        </w:rPr>
-        <w:t>Deliverable:</w:t>
-      </w:r>
-      <w:r>
-        <w:rPr>
-          <w:rFonts w:ascii="Tahoma" w:hAnsi="Tahoma" w:cs="Tahoma"/>
-          <w:sz w:val="22"/>
-          <w:szCs w:val="22"/>
-        </w:rPr>
-        <w:t xml:space="preserve"> Python script, prediction-versus-output worksheet, and explanation of slicing expressions.</w:t>
-      </w:r>
-    </w:p>
-    <w:p>
-      <w:pPr>
-        <w:rPr>
-          <w:rFonts w:ascii="Tahoma" w:hAnsi="Tahoma" w:cs="Tahoma"/>
-          <w:sz w:val="22"/>
-          <w:szCs w:val="22"/>
-        </w:rPr>
-      </w:pPr>
-    </w:p>
-    <w:p>
-      <w:pPr>
-        <w:pStyle w:val="Heading3"/>
-        <w:rPr>
-          <w:rFonts w:ascii="Tahoma" w:hAnsi="Tahoma" w:cs="Tahoma"/>
-          <w:sz w:val="22"/>
-          <w:szCs w:val="22"/>
-        </w:rPr>
-      </w:pPr>
-      <w:r>
-        <w:rPr>
-          <w:rFonts w:ascii="Tahoma" w:hAnsi="Tahoma" w:cs="Tahoma"/>
-          <w:sz w:val="22"/>
-          <w:szCs w:val="22"/>
-        </w:rPr>
-        <w:t>Activity 3: String Editing and Data Cleaning Challenge</w:t>
-      </w:r>
-    </w:p>
-    <w:p>
-      <w:pPr>
-        <w:pStyle w:val="NormalWeb"/>
-        <w:rPr>
-          <w:rFonts w:ascii="Tahoma" w:hAnsi="Tahoma" w:cs="Tahoma"/>
-          <w:sz w:val="22"/>
-          <w:szCs w:val="22"/>
-        </w:rPr>
-      </w:pPr>
-      <w:r>
-        <w:rPr>
-          <w:rFonts w:ascii="Tahoma" w:hAnsi="Tahoma" w:cs="Tahoma"/>
-          <w:sz w:val="22"/>
-          <w:szCs w:val="22"/>
-        </w:rPr>
-        <w:t>Students receive a list of poorly formatted text entries containing unwanted spaces, mixed letter cases, repeated symbols, or inconsistent separators. They create a program to clean and standardise the entries using suitable string methods.</w:t>
-      </w:r>
-    </w:p>
-    <w:p>
-      <w:pPr>
-        <w:pStyle w:val="NormalWeb"/>
-        <w:rPr>
-          <w:rFonts w:ascii="Tahoma" w:hAnsi="Tahoma" w:cs="Tahoma"/>
-          <w:sz w:val="22"/>
-          <w:szCs w:val="22"/>
-        </w:rPr>
-      </w:pPr>
-      <w:r>
-        <w:rPr>
-          <w:rFonts w:ascii="Tahoma" w:hAnsi="Tahoma" w:cs="Tahoma"/>
-          <w:sz w:val="22"/>
-          <w:szCs w:val="22"/>
-        </w:rPr>
-        <w:t>The final output should be formatted consistently and should preserve only meaningful information.</w:t>
-      </w:r>
-    </w:p>
-    <w:p>
-      <w:pPr>
-        <w:pStyle w:val="NormalWeb"/>
-        <w:rPr>
-          <w:rFonts w:ascii="Tahoma" w:hAnsi="Tahoma" w:cs="Tahoma"/>
-          <w:sz w:val="22"/>
-          <w:szCs w:val="22"/>
-        </w:rPr>
-      </w:pPr>
-      <w:r>
-        <w:rPr>
-          <w:rStyle w:val="Strong"/>
-          <w:rFonts w:ascii="Tahoma" w:hAnsi="Tahoma" w:cs="Tahoma"/>
-          <w:sz w:val="22"/>
-          <w:szCs w:val="22"/>
-        </w:rPr>
-        <w:t>Deliverable:</w:t>
-      </w:r>
-      <w:r>
-        <w:rPr>
-          <w:rFonts w:ascii="Tahoma" w:hAnsi="Tahoma" w:cs="Tahoma"/>
-          <w:sz w:val="22"/>
-          <w:szCs w:val="22"/>
-        </w:rPr>
-        <w:t xml:space="preserve"> Data-cleaning script, before-and-after output record, and brief explanation of the selected string methods.</w:t>
-      </w:r>
-    </w:p>
-    <w:p>
-      <w:pPr>
-        <w:rPr>
-          <w:rFonts w:ascii="Tahoma" w:hAnsi="Tahoma" w:cs="Tahoma"/>
-          <w:sz w:val="22"/>
-          <w:szCs w:val="22"/>
-        </w:rPr>
-      </w:pPr>
-    </w:p>
-    <w:p>
-      <w:pPr>
-        <w:pStyle w:val="Heading3"/>
-        <w:rPr>
-          <w:rFonts w:ascii="Tahoma" w:hAnsi="Tahoma" w:cs="Tahoma"/>
-          <w:sz w:val="22"/>
-          <w:szCs w:val="22"/>
-        </w:rPr>
-      </w:pPr>
-      <w:r>
-        <w:rPr>
-          <w:rFonts w:ascii="Tahoma" w:hAnsi="Tahoma" w:cs="Tahoma"/>
-          <w:sz w:val="22"/>
-          <w:szCs w:val="22"/>
-        </w:rPr>
-        <w:t>Activity 4: List-Based To-Do Manager</w:t>
-      </w:r>
-    </w:p>
-    <w:p>
-      <w:pPr>
-        <w:pStyle w:val="NormalWeb"/>
-        <w:rPr>
-          <w:rFonts w:ascii="Tahoma" w:hAnsi="Tahoma" w:cs="Tahoma"/>
-          <w:sz w:val="22"/>
-          <w:szCs w:val="22"/>
-        </w:rPr>
-      </w:pPr>
-      <w:r>
-        <w:rPr>
-          <w:rFonts w:ascii="Tahoma" w:hAnsi="Tahoma" w:cs="Tahoma"/>
-          <w:sz w:val="22"/>
-          <w:szCs w:val="22"/>
-        </w:rPr>
-        <w:t>Students create a menu-driven to-do manager using a Python list. The application should allow a user to add tasks, view tasks, update a selected task, and delete a task.</w:t>
-      </w:r>
-    </w:p>
-    <w:p>
-      <w:pPr>
-        <w:pStyle w:val="NormalWeb"/>
-        <w:rPr>
-          <w:rFonts w:ascii="Tahoma" w:hAnsi="Tahoma" w:cs="Tahoma"/>
-          <w:sz w:val="22"/>
-          <w:szCs w:val="22"/>
-        </w:rPr>
-      </w:pPr>
-      <w:r>
-        <w:rPr>
-          <w:rFonts w:ascii="Tahoma" w:hAnsi="Tahoma" w:cs="Tahoma"/>
-          <w:sz w:val="22"/>
-          <w:szCs w:val="22"/>
-        </w:rPr>
-        <w:t>Students must ensure that invalid list positions are handled appropriately. They should use loops to keep the program active until the user chooses to exit.</w:t>
-      </w:r>
-    </w:p>
-    <w:p>
-      <w:pPr>
-        <w:pStyle w:val="NormalWeb"/>
-        <w:rPr>
-          <w:rFonts w:ascii="Tahoma" w:hAnsi="Tahoma" w:cs="Tahoma"/>
-          <w:sz w:val="22"/>
-          <w:szCs w:val="22"/>
-        </w:rPr>
-      </w:pPr>
-      <w:r>
-        <w:rPr>
-          <w:rStyle w:val="Strong"/>
-          <w:rFonts w:ascii="Tahoma" w:hAnsi="Tahoma" w:cs="Tahoma"/>
-          <w:sz w:val="22"/>
-          <w:szCs w:val="22"/>
-        </w:rPr>
-        <w:t>Deliverable:</w:t>
-      </w:r>
-      <w:r>
-        <w:rPr>
-          <w:rFonts w:ascii="Tahoma" w:hAnsi="Tahoma" w:cs="Tahoma"/>
-          <w:sz w:val="22"/>
-          <w:szCs w:val="22"/>
-        </w:rPr>
-        <w:t xml:space="preserve"> Working list-based to-do manager, test record, and code documentation.</w:t>
-      </w:r>
-    </w:p>
-    <w:p>
-      <w:pPr>
-        <w:rPr>
-          <w:rFonts w:ascii="Tahoma" w:hAnsi="Tahoma" w:cs="Tahoma"/>
-          <w:sz w:val="22"/>
-          <w:szCs w:val="22"/>
-        </w:rPr>
-      </w:pPr>
-    </w:p>
-    <w:p>
-      <w:pPr>
-        <w:pStyle w:val="Heading3"/>
-        <w:rPr>
-          <w:rFonts w:ascii="Tahoma" w:hAnsi="Tahoma" w:cs="Tahoma"/>
-          <w:sz w:val="22"/>
-          <w:szCs w:val="22"/>
-        </w:rPr>
-      </w:pPr>
-      <w:r>
-        <w:rPr>
-          <w:rFonts w:ascii="Tahoma" w:hAnsi="Tahoma" w:cs="Tahoma"/>
-          <w:sz w:val="22"/>
-          <w:szCs w:val="22"/>
-        </w:rPr>
-        <w:lastRenderedPageBreak/>
         <w:t>Activity 5: Dictionary-Based Student Record Manager</w:t>
       </w:r>
     </w:p>
@@ -20440,16 +20706,17 @@
         <w:jc w:val="center"/>
         <w:rPr>
           <w:rFonts w:ascii="Tahoma" w:hAnsi="Tahoma" w:cs="Tahoma"/>
-          <w:sz w:val="22"/>
-          <w:szCs w:val="22"/>
-        </w:rPr>
-      </w:pPr>
-      <w:r>
-        <w:rPr>
-          <w:rFonts w:ascii="Tahoma" w:hAnsi="Tahoma" w:cs="Tahoma"/>
-          <w:sz w:val="22"/>
-          <w:szCs w:val="22"/>
-        </w:rPr>
+          <w:sz w:val="24"/>
+          <w:szCs w:val="24"/>
+        </w:rPr>
+      </w:pPr>
+      <w:r>
+        <w:rPr>
+          <w:rFonts w:ascii="Tahoma" w:hAnsi="Tahoma" w:cs="Tahoma"/>
+          <w:sz w:val="24"/>
+          <w:szCs w:val="24"/>
+        </w:rPr>
+        <w:lastRenderedPageBreak/>
         <w:t>UNIT IV</w:t>
       </w:r>
     </w:p>
@@ -20504,7 +20771,6 @@
           <w:sz w:val="22"/>
           <w:szCs w:val="22"/>
         </w:rPr>
-        <w:lastRenderedPageBreak/>
         <w:t>Students call each function with different inputs and compare the clarity of the function-based version with a single long script.</w:t>
       </w:r>
     </w:p>
@@ -20705,6 +20971,7 @@
           <w:szCs w:val="22"/>
         </w:rPr>
       </w:pPr>
+      <w:proofErr w:type="gramStart"/>
       <w:r>
         <w:rPr>
           <w:rStyle w:val="HTMLCode"/>
@@ -20712,7 +20979,17 @@
           <w:sz w:val="22"/>
           <w:szCs w:val="22"/>
         </w:rPr>
-        <w:t>map()</w:t>
+        <w:t>map(</w:t>
+      </w:r>
+      <w:proofErr w:type="gramEnd"/>
+      <w:r>
+        <w:rPr>
+          <w:rStyle w:val="HTMLCode"/>
+          <w:rFonts w:ascii="Tahoma" w:hAnsi="Tahoma" w:cs="Tahoma"/>
+          <w:sz w:val="22"/>
+          <w:szCs w:val="22"/>
+        </w:rPr>
+        <w:t>)</w:t>
       </w:r>
       <w:r>
         <w:rPr>
@@ -20736,6 +21013,7 @@
           <w:szCs w:val="22"/>
         </w:rPr>
       </w:pPr>
+      <w:proofErr w:type="gramStart"/>
       <w:r>
         <w:rPr>
           <w:rStyle w:val="HTMLCode"/>
@@ -20743,7 +21021,17 @@
           <w:sz w:val="22"/>
           <w:szCs w:val="22"/>
         </w:rPr>
-        <w:t>filter()</w:t>
+        <w:t>filter(</w:t>
+      </w:r>
+      <w:proofErr w:type="gramEnd"/>
+      <w:r>
+        <w:rPr>
+          <w:rStyle w:val="HTMLCode"/>
+          <w:rFonts w:ascii="Tahoma" w:hAnsi="Tahoma" w:cs="Tahoma"/>
+          <w:sz w:val="22"/>
+          <w:szCs w:val="22"/>
+        </w:rPr>
+        <w:t>)</w:t>
       </w:r>
       <w:r>
         <w:rPr>
@@ -20767,6 +21055,7 @@
           <w:szCs w:val="22"/>
         </w:rPr>
       </w:pPr>
+      <w:proofErr w:type="gramStart"/>
       <w:r>
         <w:rPr>
           <w:rStyle w:val="HTMLCode"/>
@@ -20774,7 +21063,17 @@
           <w:sz w:val="22"/>
           <w:szCs w:val="22"/>
         </w:rPr>
-        <w:t>reduce()</w:t>
+        <w:t>reduce(</w:t>
+      </w:r>
+      <w:proofErr w:type="gramEnd"/>
+      <w:r>
+        <w:rPr>
+          <w:rStyle w:val="HTMLCode"/>
+          <w:rFonts w:ascii="Tahoma" w:hAnsi="Tahoma" w:cs="Tahoma"/>
+          <w:sz w:val="22"/>
+          <w:szCs w:val="22"/>
+        </w:rPr>
+        <w:t>)</w:t>
       </w:r>
       <w:r>
         <w:rPr>
@@ -20979,6 +21278,7 @@
           <w:sz w:val="22"/>
           <w:szCs w:val="22"/>
         </w:rPr>
+        <w:lastRenderedPageBreak/>
         <w:t>Deliverable:</w:t>
       </w:r>
       <w:r>
@@ -21050,7 +21350,6 @@
           <w:sz w:val="22"/>
           <w:szCs w:val="22"/>
         </w:rPr>
-        <w:lastRenderedPageBreak/>
         <w:t>Students implement methods to issue a book, return a book, and display its current status. They test the program with situations such as attempting to issue an already issued book.</w:t>
       </w:r>
     </w:p>
@@ -21396,19 +21695,22 @@
         <w:jc w:val="center"/>
         <w:rPr>
           <w:rFonts w:ascii="Tahoma" w:hAnsi="Tahoma" w:cs="Tahoma"/>
-          <w:sz w:val="22"/>
-          <w:szCs w:val="22"/>
-        </w:rPr>
-      </w:pPr>
-      <w:r>
-        <w:rPr>
-          <w:rFonts w:ascii="Tahoma" w:hAnsi="Tahoma" w:cs="Tahoma"/>
-          <w:sz w:val="22"/>
-          <w:szCs w:val="22"/>
-        </w:rPr>
+          <w:sz w:val="24"/>
+          <w:szCs w:val="24"/>
+        </w:rPr>
+      </w:pPr>
+      <w:bookmarkStart w:id="7" w:name="_GoBack"/>
+      <w:r>
+        <w:rPr>
+          <w:rFonts w:ascii="Tahoma" w:hAnsi="Tahoma" w:cs="Tahoma"/>
+          <w:sz w:val="24"/>
+          <w:szCs w:val="24"/>
+        </w:rPr>
+        <w:lastRenderedPageBreak/>
         <w:t>UNIT V</w:t>
       </w:r>
     </w:p>
+    <w:bookmarkEnd w:id="7"/>
     <w:p>
       <w:pPr>
         <w:pStyle w:val="Heading3"/>
@@ -21531,7 +21833,6 @@
           <w:sz w:val="22"/>
           <w:szCs w:val="22"/>
         </w:rPr>
-        <w:lastRenderedPageBreak/>
         <w:t>Activity 2: File Append and Update Practice</w:t>
       </w:r>
     </w:p>
@@ -21923,6 +22224,7 @@
           <w:sz w:val="22"/>
           <w:szCs w:val="22"/>
         </w:rPr>
+        <w:lastRenderedPageBreak/>
         <w:t>Deliverable:</w:t>
       </w:r>
       <w:r>
@@ -22634,7 +22936,7 @@
       <w:rPr>
         <w:noProof/>
       </w:rPr>
-      <w:t>11</w:t>
+      <w:t>26</w:t>
     </w:r>
     <w:r>
       <w:fldChar w:fldCharType="end"/>
@@ -30250,6 +30552,27 @@
       <w:szCs w:val="20"/>
     </w:rPr>
   </w:style>
+  <w:style w:type="paragraph" w:styleId="Header">
+    <w:name w:val="header"/>
+    <w:basedOn w:val="Normal"/>
+    <w:link w:val="HeaderChar"/>
+    <w:uiPriority w:val="99"/>
+    <w:unhideWhenUsed/>
+    <w:rsid w:val="008024DD"/>
+    <w:pPr>
+      <w:tabs>
+        <w:tab w:val="center" w:pos="4513"/>
+        <w:tab w:val="right" w:pos="9026"/>
+      </w:tabs>
+    </w:pPr>
+  </w:style>
+  <w:style w:type="character" w:customStyle="1" w:styleId="HeaderChar">
+    <w:name w:val="Header Char"/>
+    <w:basedOn w:val="DefaultParagraphFont"/>
+    <w:link w:val="Header"/>
+    <w:uiPriority w:val="99"/>
+    <w:rsid w:val="008024DD"/>
+  </w:style>
 </w:styles>
 </file>
 
